--- a/svoyo-delo/대본/1부/12화_Bank.docx
+++ b/svoyo-delo/대본/1부/12화_Bank.docx
@@ -98,7 +98,7 @@
         <w:t xml:space="preserve"> </w:t>
       </w:r>
       <w:r>
-        <w:t xml:space="preserve">- 규칙: 지문 없음. 전 화 100% 「화자명: 대사」. 1턴 15단어 이내 + 긴 턴 10~15회(25~35단어). 문법 초점: 가정(Пришли бы… Банк сказал бы…), 조건(если вы не сможете платить), 생격 열거(ни выручки, ни истории, ни имущества).</w:t>
+        <w:t xml:space="preserve">- 규칙: 지문 없음. 전 화 100% 「화자명: 대사」. 1턴 20단어 이내 + 긴 턴 10~15회(30~50단어). 문법 초점: 가정(Пришли бы… Банк сказал бы…), 조건(если вы не сможете платить), 생격 열거(ни выручки, ни истории, ни имущества).</w:t>
       </w:r>
       <w:r>
         <w:t xml:space="preserve"> </w:t>
@@ -330,119 +330,119 @@
         <w:pStyle w:val="FirstParagraph"/>
       </w:pPr>
       <w:r>
-        <w:t xml:space="preserve">IRINA: Талон номер сорок семь. Перед нами шесть человек. Папка у меня.</w:t>
-      </w:r>
-    </w:p>
-    <w:p>
-      <w:pPr>
-        <w:pStyle w:val="BodyText"/>
-      </w:pPr>
-      <w:r>
-        <w:t xml:space="preserve">ALEKSEY: Что в папке?</w:t>
-      </w:r>
-    </w:p>
-    <w:p>
-      <w:pPr>
-        <w:pStyle w:val="BodyText"/>
-      </w:pPr>
-      <w:r>
-        <w:t xml:space="preserve">IRINA: Устав, решение о создании, выписка из реестра, договор аренды, бизнес-план, таблица. И ваш паспорт.</w:t>
-      </w:r>
-    </w:p>
-    <w:p>
-      <w:pPr>
-        <w:pStyle w:val="BodyText"/>
-      </w:pPr>
-      <w:r>
-        <w:t xml:space="preserve">ALEKSEY: Мой паспорт у вас?</w:t>
-      </w:r>
-    </w:p>
-    <w:p>
-      <w:pPr>
-        <w:pStyle w:val="BodyText"/>
-      </w:pPr>
-      <w:r>
-        <w:t xml:space="preserve">IRINA: Вы его вчера забыли в офисе. На балконе. Ольга Петровна нашла.</w:t>
-      </w:r>
-    </w:p>
-    <w:p>
-      <w:pPr>
-        <w:pStyle w:val="BodyText"/>
-      </w:pPr>
-      <w:r>
-        <w:t xml:space="preserve">ALEKSEY: Что бы я без вас делал.</w:t>
-      </w:r>
-    </w:p>
-    <w:p>
-      <w:pPr>
-        <w:pStyle w:val="BodyText"/>
-      </w:pPr>
-      <w:r>
-        <w:t xml:space="preserve">IRINA: Пришли бы без паспорта и без документов. Банк сказал бы «нет» за минуту, а не за час. А вы бы обиделись и решили, что банк плохой. Банк не плохой, он просто считает.</w:t>
-      </w:r>
-    </w:p>
-    <w:p>
-      <w:pPr>
-        <w:pStyle w:val="BodyText"/>
-      </w:pPr>
-      <w:r>
-        <w:t xml:space="preserve">ALEKSEY: Вы думаете, банк скажет «нет»?</w:t>
-      </w:r>
-    </w:p>
-    <w:p>
-      <w:pPr>
-        <w:pStyle w:val="BodyText"/>
-      </w:pPr>
-      <w:r>
-        <w:t xml:space="preserve">IRINA: Я думаю, банк скажет «нет» компании. А потом скажет «да» вам. Это разные вещи.</w:t>
-      </w:r>
-    </w:p>
-    <w:p>
-      <w:pPr>
-        <w:pStyle w:val="BodyText"/>
-      </w:pPr>
-      <w:r>
-        <w:t xml:space="preserve">ALEKSEY: Не понимаю.</w:t>
-      </w:r>
-    </w:p>
-    <w:p>
-      <w:pPr>
-        <w:pStyle w:val="BodyText"/>
-      </w:pPr>
-      <w:r>
-        <w:t xml:space="preserve">IRINA: Компании пять дней. Ни выручки, ни истории, ни имущества. Для банка её нет.</w:t>
-      </w:r>
-    </w:p>
-    <w:p>
-      <w:pPr>
-        <w:pStyle w:val="BodyText"/>
-      </w:pPr>
-      <w:r>
-        <w:t xml:space="preserve">ALEKSEY: А я?</w:t>
-      </w:r>
-    </w:p>
-    <w:p>
-      <w:pPr>
-        <w:pStyle w:val="BodyText"/>
-      </w:pPr>
-      <w:r>
-        <w:t xml:space="preserve">IRINA: А у вас есть квартира. Для банка вы существуете. Пока у вас есть квартира.</w:t>
-      </w:r>
-    </w:p>
-    <w:p>
-      <w:pPr>
-        <w:pStyle w:val="BodyText"/>
-      </w:pPr>
-      <w:r>
-        <w:t xml:space="preserve">ALEKSEY: Звучит невесело.</w:t>
-      </w:r>
-    </w:p>
-    <w:p>
-      <w:pPr>
-        <w:pStyle w:val="BodyText"/>
-      </w:pPr>
-      <w:r>
-        <w:t xml:space="preserve">IRINA: Банки не весёлые. Они точные. Номер сорок семь, окно три. Идём.</w:t>
+        <w:t xml:space="preserve">IRINA: Талон номер сорок семь, и перед нами шесть человек. Папка у меня, не волнуйтесь.</w:t>
+      </w:r>
+    </w:p>
+    <w:p>
+      <w:pPr>
+        <w:pStyle w:val="BodyText"/>
+      </w:pPr>
+      <w:r>
+        <w:t xml:space="preserve">ALEKSEY: А что у вас в этой папке?</w:t>
+      </w:r>
+    </w:p>
+    <w:p>
+      <w:pPr>
+        <w:pStyle w:val="BodyText"/>
+      </w:pPr>
+      <w:r>
+        <w:t xml:space="preserve">IRINA: Устав, решение о создании, выписка из реестра, договор аренды, бизнес-план, таблица. И ещё ваш паспорт.</w:t>
+      </w:r>
+    </w:p>
+    <w:p>
+      <w:pPr>
+        <w:pStyle w:val="BodyText"/>
+      </w:pPr>
+      <w:r>
+        <w:t xml:space="preserve">ALEKSEY: Мой паспорт у вас? Как он к вам попал?</w:t>
+      </w:r>
+    </w:p>
+    <w:p>
+      <w:pPr>
+        <w:pStyle w:val="BodyText"/>
+      </w:pPr>
+      <w:r>
+        <w:t xml:space="preserve">IRINA: Вы его вчера забыли в офисе, на балконе, а Ольга Петровна нашла.</w:t>
+      </w:r>
+    </w:p>
+    <w:p>
+      <w:pPr>
+        <w:pStyle w:val="BodyText"/>
+      </w:pPr>
+      <w:r>
+        <w:t xml:space="preserve">ALEKSEY: Даже не знаю, что бы я без вас делал.</w:t>
+      </w:r>
+    </w:p>
+    <w:p>
+      <w:pPr>
+        <w:pStyle w:val="BodyText"/>
+      </w:pPr>
+      <w:r>
+        <w:t xml:space="preserve">IRINA: Пришли бы без паспорта и без документов. Банк сказал бы «нет» за минуту, а не за час. А вы бы обиделись и решили, что банк плохой. Банк не плохой, он просто считает, и считает лучше нас.</w:t>
+      </w:r>
+    </w:p>
+    <w:p>
+      <w:pPr>
+        <w:pStyle w:val="BodyText"/>
+      </w:pPr>
+      <w:r>
+        <w:t xml:space="preserve">ALEKSEY: Значит, вы думаете, что банк скажет «нет»?</w:t>
+      </w:r>
+    </w:p>
+    <w:p>
+      <w:pPr>
+        <w:pStyle w:val="BodyText"/>
+      </w:pPr>
+      <w:r>
+        <w:t xml:space="preserve">IRINA: Я думаю, банк скажет «нет» компании, а потом скажет «да» вам. Это разные вещи.</w:t>
+      </w:r>
+    </w:p>
+    <w:p>
+      <w:pPr>
+        <w:pStyle w:val="BodyText"/>
+      </w:pPr>
+      <w:r>
+        <w:t xml:space="preserve">ALEKSEY: Честно говоря, я пока не понимаю разницы.</w:t>
+      </w:r>
+    </w:p>
+    <w:p>
+      <w:pPr>
+        <w:pStyle w:val="BodyText"/>
+      </w:pPr>
+      <w:r>
+        <w:t xml:space="preserve">IRINA: Компании всего пять дней: ни выручки, ни истории, ни имущества. Для банка её просто нет.</w:t>
+      </w:r>
+    </w:p>
+    <w:p>
+      <w:pPr>
+        <w:pStyle w:val="BodyText"/>
+      </w:pPr>
+      <w:r>
+        <w:t xml:space="preserve">ALEKSEY: А я для банка существую?</w:t>
+      </w:r>
+    </w:p>
+    <w:p>
+      <w:pPr>
+        <w:pStyle w:val="BodyText"/>
+      </w:pPr>
+      <w:r>
+        <w:t xml:space="preserve">IRINA: А у вас есть квартира, поэтому для банка вы существуете. Пока у вас есть квартира.</w:t>
+      </w:r>
+    </w:p>
+    <w:p>
+      <w:pPr>
+        <w:pStyle w:val="BodyText"/>
+      </w:pPr>
+      <w:r>
+        <w:t xml:space="preserve">ALEKSEY: Звучит не очень весело, если честно.</w:t>
+      </w:r>
+    </w:p>
+    <w:p>
+      <w:pPr>
+        <w:pStyle w:val="BodyText"/>
+      </w:pPr>
+      <w:r>
+        <w:t xml:space="preserve">IRINA: Банки не весёлые, зато точные. Номер сорок семь, окно три. Идём.</w:t>
       </w:r>
     </w:p>
     <w:bookmarkEnd w:id="21"/>
@@ -460,159 +460,159 @@
         <w:pStyle w:val="FirstParagraph"/>
       </w:pPr>
       <w:r>
-        <w:t xml:space="preserve">ROMANOVA: Доброе утро. Светлана Романова, менеджер по малому бизнесу. Чем могу помочь?</w:t>
-      </w:r>
-    </w:p>
-    <w:p>
-      <w:pPr>
-        <w:pStyle w:val="BodyText"/>
-      </w:pPr>
-      <w:r>
-        <w:t xml:space="preserve">ALEKSEY: Доброе утро. Компания «Мост Медикал». Нам нужен кредит. Четыре миллиона рублей.</w:t>
-      </w:r>
-    </w:p>
-    <w:p>
-      <w:pPr>
-        <w:pStyle w:val="BodyText"/>
-      </w:pPr>
-      <w:r>
-        <w:t xml:space="preserve">ROMANOVA: На какие цели?</w:t>
-      </w:r>
-    </w:p>
-    <w:p>
-      <w:pPr>
-        <w:pStyle w:val="BodyText"/>
-      </w:pPr>
-      <w:r>
-        <w:t xml:space="preserve">IRINA: Регистрация медицинского изделия, аренда, зарплаты. Восемнадцать месяцев до первой выручки. Вот бизнес-план.</w:t>
-      </w:r>
-    </w:p>
-    <w:p>
-      <w:pPr>
-        <w:pStyle w:val="BodyText"/>
-      </w:pPr>
-      <w:r>
-        <w:t xml:space="preserve">ROMANOVA: Восемнадцать месяцев без выручки. Сколько лет компании?</w:t>
-      </w:r>
-    </w:p>
-    <w:p>
-      <w:pPr>
-        <w:pStyle w:val="BodyText"/>
-      </w:pPr>
-      <w:r>
-        <w:t xml:space="preserve">ALEKSEY: Пять дней.</w:t>
-      </w:r>
-    </w:p>
-    <w:p>
-      <w:pPr>
-        <w:pStyle w:val="BodyText"/>
-      </w:pPr>
-      <w:r>
-        <w:t xml:space="preserve">ROMANOVA: Пять дней. Извините, я должна сказать честно. Это стоп-фактор.</w:t>
-      </w:r>
-    </w:p>
-    <w:p>
-      <w:pPr>
-        <w:pStyle w:val="BodyText"/>
-      </w:pPr>
-      <w:r>
-        <w:t xml:space="preserve">ALEKSEY: Что такое стоп-фактор?</w:t>
-      </w:r>
-    </w:p>
-    <w:p>
-      <w:pPr>
-        <w:pStyle w:val="BodyText"/>
-      </w:pPr>
-      <w:r>
-        <w:t xml:space="preserve">ROMANOVA: Это условие, при котором система даже не считает заявку. Компании меньше года, выручки нет. Система говорит «нет» до того, как я открою ваш план. Это не про вас. Это про цифры.</w:t>
-      </w:r>
-    </w:p>
-    <w:p>
-      <w:pPr>
-        <w:pStyle w:val="BodyText"/>
-      </w:pPr>
-      <w:r>
-        <w:t xml:space="preserve">IRINA: Мы понимали. Поэтому у нас второй вопрос.</w:t>
-      </w:r>
-    </w:p>
-    <w:p>
-      <w:pPr>
-        <w:pStyle w:val="BodyText"/>
-      </w:pPr>
-      <w:r>
-        <w:t xml:space="preserve">ROMANOVA: Слушаю.</w:t>
-      </w:r>
-    </w:p>
-    <w:p>
-      <w:pPr>
-        <w:pStyle w:val="BodyText"/>
-      </w:pPr>
-      <w:r>
-        <w:t xml:space="preserve">IRINA: Кредит не компании, а Алексею Николаевичу лично. Под залог квартиры. Он потом даст деньги компании займом. Так в договоре между учредителями, всё прозрачно и записано.</w:t>
-      </w:r>
-    </w:p>
-    <w:p>
-      <w:pPr>
-        <w:pStyle w:val="BodyText"/>
-      </w:pPr>
-      <w:r>
-        <w:t xml:space="preserve">ROMANOVA: Это возможно. Но это уже кредит физлицу под залог. Квартира в собственности?</w:t>
-      </w:r>
-    </w:p>
-    <w:p>
-      <w:pPr>
-        <w:pStyle w:val="BodyText"/>
-      </w:pPr>
-      <w:r>
-        <w:t xml:space="preserve">ALEKSEY: Да. Без ипотеки. Купил шесть лет назад.</w:t>
-      </w:r>
-    </w:p>
-    <w:p>
-      <w:pPr>
-        <w:pStyle w:val="BodyText"/>
-      </w:pPr>
-      <w:r>
-        <w:t xml:space="preserve">ROMANOVA: Где?</w:t>
-      </w:r>
-    </w:p>
-    <w:p>
-      <w:pPr>
-        <w:pStyle w:val="BodyText"/>
-      </w:pPr>
-      <w:r>
-        <w:t xml:space="preserve">ALEKSEY: Москва, Нагатинская. Две комнаты, пятьдесят четыре метра.</w:t>
-      </w:r>
-    </w:p>
-    <w:p>
-      <w:pPr>
-        <w:pStyle w:val="BodyText"/>
-      </w:pPr>
-      <w:r>
-        <w:t xml:space="preserve">ROMANOVA: Мы даём до шестидесяти процентов от оценки. Сначала нужна независимая оценка квартиры. Это неделя и пятнадцать тысяч рублей. Оценщика выбираете вы, из нашего списка. Не торгуйтесь с ним.</w:t>
-      </w:r>
-    </w:p>
-    <w:p>
-      <w:pPr>
-        <w:pStyle w:val="BodyText"/>
-      </w:pPr>
-      <w:r>
-        <w:t xml:space="preserve">ALEKSEY: А какая ставка?</w:t>
-      </w:r>
-    </w:p>
-    <w:p>
-      <w:pPr>
-        <w:pStyle w:val="BodyText"/>
-      </w:pPr>
-      <w:r>
-        <w:t xml:space="preserve">ROMANOVA: Восемнадцать процентов годовых. Срок до десяти лет. Ежемесячный платёж — примерно семьдесят две тысячи.</w:t>
-      </w:r>
-    </w:p>
-    <w:p>
-      <w:pPr>
-        <w:pStyle w:val="BodyText"/>
-      </w:pPr>
-      <w:r>
-        <w:t xml:space="preserve">ALEKSEY: Семьдесят две тысячи в месяц. Это больше, чем аренда офиса.</w:t>
+        <w:t xml:space="preserve">ROMANOVA: Доброе утро. Светлана Романова, менеджер по малому бизнесу. Чем я могу вам помочь?</w:t>
+      </w:r>
+    </w:p>
+    <w:p>
+      <w:pPr>
+        <w:pStyle w:val="BodyText"/>
+      </w:pPr>
+      <w:r>
+        <w:t xml:space="preserve">ALEKSEY: Доброе утро. Мы из компании «Мост Медикал», и нам нужен кредит на четыре миллиона рублей.</w:t>
+      </w:r>
+    </w:p>
+    <w:p>
+      <w:pPr>
+        <w:pStyle w:val="BodyText"/>
+      </w:pPr>
+      <w:r>
+        <w:t xml:space="preserve">ROMANOVA: А на какие цели вам нужны эти деньги?</w:t>
+      </w:r>
+    </w:p>
+    <w:p>
+      <w:pPr>
+        <w:pStyle w:val="BodyText"/>
+      </w:pPr>
+      <w:r>
+        <w:t xml:space="preserve">IRINA: Регистрация медицинского изделия, аренда и зарплаты. До первой выручки восемнадцать месяцев. Вот наш бизнес-план.</w:t>
+      </w:r>
+    </w:p>
+    <w:p>
+      <w:pPr>
+        <w:pStyle w:val="BodyText"/>
+      </w:pPr>
+      <w:r>
+        <w:t xml:space="preserve">ROMANOVA: Восемнадцать месяцев без выручки. А сколько лет вашей компании?</w:t>
+      </w:r>
+    </w:p>
+    <w:p>
+      <w:pPr>
+        <w:pStyle w:val="BodyText"/>
+      </w:pPr>
+      <w:r>
+        <w:t xml:space="preserve">ALEKSEY: Компании пока всего пять дней.</w:t>
+      </w:r>
+    </w:p>
+    <w:p>
+      <w:pPr>
+        <w:pStyle w:val="BodyText"/>
+      </w:pPr>
+      <w:r>
+        <w:t xml:space="preserve">ROMANOVA: Пять дней. Извините, но я должна сказать честно: это стоп-фактор.</w:t>
+      </w:r>
+    </w:p>
+    <w:p>
+      <w:pPr>
+        <w:pStyle w:val="BodyText"/>
+      </w:pPr>
+      <w:r>
+        <w:t xml:space="preserve">ALEKSEY: А что такое стоп-фактор? Я раньше не слышал этого слова.</w:t>
+      </w:r>
+    </w:p>
+    <w:p>
+      <w:pPr>
+        <w:pStyle w:val="BodyText"/>
+      </w:pPr>
+      <w:r>
+        <w:t xml:space="preserve">ROMANOVA: Это условие, при котором система даже не считает заявку. Компании меньше года, выручки нет. Система говорит «нет» до того, как я открою ваш план. Это не про вас. Это про цифры. Поверьте, мне самой жаль, потому что план у вас аккуратный.</w:t>
+      </w:r>
+    </w:p>
+    <w:p>
+      <w:pPr>
+        <w:pStyle w:val="BodyText"/>
+      </w:pPr>
+      <w:r>
+        <w:t xml:space="preserve">IRINA: Мы это понимали, поэтому у нас есть второй вопрос.</w:t>
+      </w:r>
+    </w:p>
+    <w:p>
+      <w:pPr>
+        <w:pStyle w:val="BodyText"/>
+      </w:pPr>
+      <w:r>
+        <w:t xml:space="preserve">ROMANOVA: Слушаю вас внимательно.</w:t>
+      </w:r>
+    </w:p>
+    <w:p>
+      <w:pPr>
+        <w:pStyle w:val="BodyText"/>
+      </w:pPr>
+      <w:r>
+        <w:t xml:space="preserve">IRINA: Кредит не компании, а Алексею Николаевичу лично, под залог квартиры. Потом он даст деньги компании займом. Так записано в договоре между учредителями, и всё прозрачно. Банк может проверить каждую строчку.</w:t>
+      </w:r>
+    </w:p>
+    <w:p>
+      <w:pPr>
+        <w:pStyle w:val="BodyText"/>
+      </w:pPr>
+      <w:r>
+        <w:t xml:space="preserve">ROMANOVA: Это возможно, но это уже кредит физлицу под залог. Квартира у вас в собственности?</w:t>
+      </w:r>
+    </w:p>
+    <w:p>
+      <w:pPr>
+        <w:pStyle w:val="BodyText"/>
+      </w:pPr>
+      <w:r>
+        <w:t xml:space="preserve">ALEKSEY: Да, без ипотеки. Я купил её шесть лет назад.</w:t>
+      </w:r>
+    </w:p>
+    <w:p>
+      <w:pPr>
+        <w:pStyle w:val="BodyText"/>
+      </w:pPr>
+      <w:r>
+        <w:t xml:space="preserve">ROMANOVA: А где находится квартира?</w:t>
+      </w:r>
+    </w:p>
+    <w:p>
+      <w:pPr>
+        <w:pStyle w:val="BodyText"/>
+      </w:pPr>
+      <w:r>
+        <w:t xml:space="preserve">ALEKSEY: В Москве, на Нагатинской. Две комнаты, пятьдесят четыре метра.</w:t>
+      </w:r>
+    </w:p>
+    <w:p>
+      <w:pPr>
+        <w:pStyle w:val="BodyText"/>
+      </w:pPr>
+      <w:r>
+        <w:t xml:space="preserve">ROMANOVA: Мы даём до шестидесяти процентов от оценки. Сначала нужна независимая оценка квартиры. Это неделя и пятнадцать тысяч рублей. Оценщика выбираете вы, из нашего списка. Только не торгуйтесь с ним, это бесполезно.</w:t>
+      </w:r>
+    </w:p>
+    <w:p>
+      <w:pPr>
+        <w:pStyle w:val="BodyText"/>
+      </w:pPr>
+      <w:r>
+        <w:t xml:space="preserve">ALEKSEY: А какая будет ставка по кредиту?</w:t>
+      </w:r>
+    </w:p>
+    <w:p>
+      <w:pPr>
+        <w:pStyle w:val="BodyText"/>
+      </w:pPr>
+      <w:r>
+        <w:t xml:space="preserve">ROMANOVA: Восемнадцать процентов годовых, срок до десяти лет. Ежемесячный платёж — примерно семьдесят две тысячи.</w:t>
+      </w:r>
+    </w:p>
+    <w:p>
+      <w:pPr>
+        <w:pStyle w:val="BodyText"/>
+      </w:pPr>
+      <w:r>
+        <w:t xml:space="preserve">ALEKSEY: Семьдесят две тысячи в месяц? Это же больше, чем аренда офиса.</w:t>
       </w:r>
     </w:p>
     <w:p>
@@ -628,111 +628,111 @@
         <w:pStyle w:val="BodyText"/>
       </w:pPr>
       <w:r>
-        <w:t xml:space="preserve">ROMANOVA: Какой у вас сейчас официальный доход, Алексей Николаевич?</w:t>
-      </w:r>
-    </w:p>
-    <w:p>
-      <w:pPr>
-        <w:pStyle w:val="BodyText"/>
-      </w:pPr>
-      <w:r>
-        <w:t xml:space="preserve">ALEKSEY: Сейчас — ноль. Я уволился месяц назад. Я директор новой компании.</w:t>
-      </w:r>
-    </w:p>
-    <w:p>
-      <w:pPr>
-        <w:pStyle w:val="BodyText"/>
-      </w:pPr>
-      <w:r>
-        <w:t xml:space="preserve">ROMANOVA: Это проблема. Без дохода не одобрим даже под залог. Нужен поручитель.</w:t>
-      </w:r>
-    </w:p>
-    <w:p>
-      <w:pPr>
-        <w:pStyle w:val="BodyText"/>
-      </w:pPr>
-      <w:r>
-        <w:t xml:space="preserve">ALEKSEY: Поручитель?</w:t>
-      </w:r>
-    </w:p>
-    <w:p>
-      <w:pPr>
-        <w:pStyle w:val="BodyText"/>
-      </w:pPr>
-      <w:r>
-        <w:t xml:space="preserve">ROMANOVA: Человек, который будет платить, если вы не сможете. Родственник, партнёр.</w:t>
-      </w:r>
-    </w:p>
-    <w:p>
-      <w:pPr>
-        <w:pStyle w:val="BodyText"/>
-      </w:pPr>
-      <w:r>
-        <w:t xml:space="preserve">IRINA: Компания будет платить Алексею Николаевичу зарплату. Минимальную, но официальную.</w:t>
-      </w:r>
-    </w:p>
-    <w:p>
-      <w:pPr>
-        <w:pStyle w:val="BodyText"/>
-      </w:pPr>
-      <w:r>
-        <w:t xml:space="preserve">ROMANOVA: Из чего? Из денег, которые вы же ей дадите? Банк это увидит.</w:t>
-      </w:r>
-    </w:p>
-    <w:p>
-      <w:pPr>
-        <w:pStyle w:val="BodyText"/>
-      </w:pPr>
-      <w:r>
-        <w:t xml:space="preserve">IRINA: Увидит. И увидит, что всё по-белому. Мы не прячем, откуда деньги.</w:t>
-      </w:r>
-    </w:p>
-    <w:p>
-      <w:pPr>
-        <w:pStyle w:val="BodyText"/>
-      </w:pPr>
-      <w:r>
-        <w:t xml:space="preserve">ROMANOVA: Вы аудитор? Вы говорите как аудитор.</w:t>
-      </w:r>
-    </w:p>
-    <w:p>
-      <w:pPr>
-        <w:pStyle w:val="BodyText"/>
-      </w:pPr>
-      <w:r>
-        <w:t xml:space="preserve">IRINA: Бывший. Это так заметно?</w:t>
-      </w:r>
-    </w:p>
-    <w:p>
-      <w:pPr>
-        <w:pStyle w:val="BodyText"/>
-      </w:pPr>
-      <w:r>
-        <w:t xml:space="preserve">ROMANOVA: Очень. Аудиторы всегда говорят «по-белому». Обычные клиенты говорят «как-нибудь».</w:t>
-      </w:r>
-    </w:p>
-    <w:p>
-      <w:pPr>
-        <w:pStyle w:val="BodyText"/>
-      </w:pPr>
-      <w:r>
-        <w:t xml:space="preserve">ALEKSEY: А поручителем может быть отец?</w:t>
-      </w:r>
-    </w:p>
-    <w:p>
-      <w:pPr>
-        <w:pStyle w:val="BodyText"/>
-      </w:pPr>
-      <w:r>
-        <w:t xml:space="preserve">ROMANOVA: Может. Если у него есть доход или пенсия. Но он будет отвечать своим имуществом.</w:t>
-      </w:r>
-    </w:p>
-    <w:p>
-      <w:pPr>
-        <w:pStyle w:val="BodyText"/>
-      </w:pPr>
-      <w:r>
-        <w:t xml:space="preserve">ALEKSEY: Нет. Отца я в это не втяну. Он и так против.</w:t>
+        <w:t xml:space="preserve">ROMANOVA: А какой у вас сейчас официальный доход, Алексей Николаевич?</w:t>
+      </w:r>
+    </w:p>
+    <w:p>
+      <w:pPr>
+        <w:pStyle w:val="BodyText"/>
+      </w:pPr>
+      <w:r>
+        <w:t xml:space="preserve">ALEKSEY: Сейчас ноль, потому что я уволился месяц назад. Я директор новой компании.</w:t>
+      </w:r>
+    </w:p>
+    <w:p>
+      <w:pPr>
+        <w:pStyle w:val="BodyText"/>
+      </w:pPr>
+      <w:r>
+        <w:t xml:space="preserve">ROMANOVA: Это проблема. Без дохода мы не одобрим кредит даже под залог, поэтому вам нужен поручитель.</w:t>
+      </w:r>
+    </w:p>
+    <w:p>
+      <w:pPr>
+        <w:pStyle w:val="BodyText"/>
+      </w:pPr>
+      <w:r>
+        <w:t xml:space="preserve">ALEKSEY: Поручитель? А кто это может быть?</w:t>
+      </w:r>
+    </w:p>
+    <w:p>
+      <w:pPr>
+        <w:pStyle w:val="BodyText"/>
+      </w:pPr>
+      <w:r>
+        <w:t xml:space="preserve">ROMANOVA: Это человек, который будет платить, если вы не сможете: родственник или партнёр.</w:t>
+      </w:r>
+    </w:p>
+    <w:p>
+      <w:pPr>
+        <w:pStyle w:val="BodyText"/>
+      </w:pPr>
+      <w:r>
+        <w:t xml:space="preserve">IRINA: Компания будет платить Алексею Николаевичу зарплату, минимальную, но официальную.</w:t>
+      </w:r>
+    </w:p>
+    <w:p>
+      <w:pPr>
+        <w:pStyle w:val="BodyText"/>
+      </w:pPr>
+      <w:r>
+        <w:t xml:space="preserve">ROMANOVA: А из чего? Из денег, которые вы же ей и дадите? Банк это обязательно увидит.</w:t>
+      </w:r>
+    </w:p>
+    <w:p>
+      <w:pPr>
+        <w:pStyle w:val="BodyText"/>
+      </w:pPr>
+      <w:r>
+        <w:t xml:space="preserve">IRINA: Увидит. И увидит, что всё по-белому, потому что мы не прячем, откуда деньги.</w:t>
+      </w:r>
+    </w:p>
+    <w:p>
+      <w:pPr>
+        <w:pStyle w:val="BodyText"/>
+      </w:pPr>
+      <w:r>
+        <w:t xml:space="preserve">ROMANOVA: Вы, случайно, не аудитор? Вы говорите точно как аудитор.</w:t>
+      </w:r>
+    </w:p>
+    <w:p>
+      <w:pPr>
+        <w:pStyle w:val="BodyText"/>
+      </w:pPr>
+      <w:r>
+        <w:t xml:space="preserve">IRINA: Бывший аудитор. Неужели это так заметно?</w:t>
+      </w:r>
+    </w:p>
+    <w:p>
+      <w:pPr>
+        <w:pStyle w:val="BodyText"/>
+      </w:pPr>
+      <w:r>
+        <w:t xml:space="preserve">ROMANOVA: Очень заметно. Аудиторы всегда говорят «по-белому», а обычные клиенты говорят «как-нибудь».</w:t>
+      </w:r>
+    </w:p>
+    <w:p>
+      <w:pPr>
+        <w:pStyle w:val="BodyText"/>
+      </w:pPr>
+      <w:r>
+        <w:t xml:space="preserve">ALEKSEY: А поручителем может быть мой отец?</w:t>
+      </w:r>
+    </w:p>
+    <w:p>
+      <w:pPr>
+        <w:pStyle w:val="BodyText"/>
+      </w:pPr>
+      <w:r>
+        <w:t xml:space="preserve">ROMANOVA: Может, если у него есть доход или пенсия. Но тогда он будет отвечать своим имуществом.</w:t>
+      </w:r>
+    </w:p>
+    <w:p>
+      <w:pPr>
+        <w:pStyle w:val="BodyText"/>
+      </w:pPr>
+      <w:r>
+        <w:t xml:space="preserve">ALEKSEY: Нет, отца я в это втягивать не буду. Он и так против всей этой затеи.</w:t>
       </w:r>
     </w:p>
     <w:bookmarkEnd w:id="22"/>
@@ -750,159 +750,159 @@
         <w:pStyle w:val="FirstParagraph"/>
       </w:pPr>
       <w:r>
-        <w:t xml:space="preserve">GRIGORYEV: Григорьев. Торговое финансирование. Мне сказали, вы импортёры без истории.</w:t>
-      </w:r>
-    </w:p>
-    <w:p>
-      <w:pPr>
-        <w:pStyle w:val="BodyText"/>
-      </w:pPr>
-      <w:r>
-        <w:t xml:space="preserve">IRINA: Пока без истории. И без выручки. Но с контрактом от корейского производителя.</w:t>
-      </w:r>
-    </w:p>
-    <w:p>
-      <w:pPr>
-        <w:pStyle w:val="BodyText"/>
-      </w:pPr>
-      <w:r>
-        <w:t xml:space="preserve">GRIGORYEV: Покажите. Протокол о намерениях. Пять условий. Шестое — пустая строка?</w:t>
-      </w:r>
-    </w:p>
-    <w:p>
-      <w:pPr>
-        <w:pStyle w:val="BodyText"/>
-      </w:pPr>
-      <w:r>
-        <w:t xml:space="preserve">ALEKSEY: Условия оплаты. Производитель даст отсрочку после регистрации. Может быть.</w:t>
-      </w:r>
-    </w:p>
-    <w:p>
-      <w:pPr>
-        <w:pStyle w:val="BodyText"/>
-      </w:pPr>
-      <w:r>
-        <w:t xml:space="preserve">GRIGORYEV: «Может быть» — плохое слово для банка. Но я могу предложить вместо отсрочки аккредитив.</w:t>
-      </w:r>
-    </w:p>
-    <w:p>
-      <w:pPr>
-        <w:pStyle w:val="BodyText"/>
-      </w:pPr>
-      <w:r>
-        <w:t xml:space="preserve">ALEKSEY: Что такое аккредитив? Простыми словами.</w:t>
-      </w:r>
-    </w:p>
-    <w:p>
-      <w:pPr>
-        <w:pStyle w:val="BodyText"/>
-      </w:pPr>
-      <w:r>
-        <w:t xml:space="preserve">GRIGORYEV: Банк обещает корейцам заплатить, когда они отгрузят товар и покажут документы. Корейцы спокойны: банк гарантирует. Вы спокойны: деньги уйдут только за реальную отгрузку. Все спокойны, кроме банка.</w:t>
-      </w:r>
-    </w:p>
-    <w:p>
-      <w:pPr>
-        <w:pStyle w:val="BodyText"/>
-      </w:pPr>
-      <w:r>
-        <w:t xml:space="preserve">IRINA: А откуда банк возьмёт деньги?</w:t>
-      </w:r>
-    </w:p>
-    <w:p>
-      <w:pPr>
-        <w:pStyle w:val="BodyText"/>
-      </w:pPr>
-      <w:r>
-        <w:t xml:space="preserve">GRIGORYEV: Вот главный вопрос. Для новой компании — только из вашего покрытия. Сто процентов на счёте заранее.</w:t>
-      </w:r>
-    </w:p>
-    <w:p>
-      <w:pPr>
-        <w:pStyle w:val="BodyText"/>
-      </w:pPr>
-      <w:r>
-        <w:t xml:space="preserve">ALEKSEY: То есть мы всё равно платим заранее? Только в банк?</w:t>
-      </w:r>
-    </w:p>
-    <w:p>
-      <w:pPr>
-        <w:pStyle w:val="BodyText"/>
-      </w:pPr>
-      <w:r>
-        <w:t xml:space="preserve">GRIGORYEV: Именно. Для вас это не решает кассовый разрыв. Это решает другое — доверие.</w:t>
-      </w:r>
-    </w:p>
-    <w:p>
-      <w:pPr>
-        <w:pStyle w:val="BodyText"/>
-      </w:pPr>
-      <w:r>
-        <w:t xml:space="preserve">IRINA: Доверие. Корейский президент сказал: «Отсрочка — после доверия».</w:t>
-      </w:r>
-    </w:p>
-    <w:p>
-      <w:pPr>
-        <w:pStyle w:val="BodyText"/>
-      </w:pPr>
-      <w:r>
-        <w:t xml:space="preserve">GRIGORYEV: Умный президент. Аккредитив — это доверие, которое покупают у банка. Дорого, но работает, пока нет своего.</w:t>
-      </w:r>
-    </w:p>
-    <w:p>
-      <w:pPr>
-        <w:pStyle w:val="BodyText"/>
-      </w:pPr>
-      <w:r>
-        <w:t xml:space="preserve">ALEKSEY: Сколько стоит такое доверие?</w:t>
-      </w:r>
-    </w:p>
-    <w:p>
-      <w:pPr>
-        <w:pStyle w:val="BodyText"/>
-      </w:pPr>
-      <w:r>
-        <w:t xml:space="preserve">GRIGORYEV: Комиссия — около процента. И деньги лежат без дела.</w:t>
-      </w:r>
-    </w:p>
-    <w:p>
-      <w:pPr>
-        <w:pStyle w:val="BodyText"/>
-      </w:pPr>
-      <w:r>
-        <w:t xml:space="preserve">ALEKSEY: А потом? Когда будет история?</w:t>
-      </w:r>
-    </w:p>
-    <w:p>
-      <w:pPr>
-        <w:pStyle w:val="BodyText"/>
-      </w:pPr>
-      <w:r>
-        <w:t xml:space="preserve">GRIGORYEV: Когда будет оборот, мы откроем аккредитив без полного покрытия. Через год-два. Если будете платить честно.</w:t>
-      </w:r>
-    </w:p>
-    <w:p>
-      <w:pPr>
-        <w:pStyle w:val="BodyText"/>
-      </w:pPr>
-      <w:r>
-        <w:t xml:space="preserve">IRINA: А валютный контроль? Контракт в долларах.</w:t>
-      </w:r>
-    </w:p>
-    <w:p>
-      <w:pPr>
-        <w:pStyle w:val="BodyText"/>
-      </w:pPr>
-      <w:r>
-        <w:t xml:space="preserve">GRIGORYEV: Контракт нужно поставить на учёт в банке. Каждый платёж — с документами. Импорт, таможня, сроки.</w:t>
-      </w:r>
-    </w:p>
-    <w:p>
-      <w:pPr>
-        <w:pStyle w:val="BodyText"/>
-      </w:pPr>
-      <w:r>
-        <w:t xml:space="preserve">IRINA: Я люблю валютный контроль. Там всё должно сходиться до копейки.</w:t>
+        <w:t xml:space="preserve">GRIGORYEV: Григорьев, торговое финансирование. Мне сказали, что вы импортёры без истории.</w:t>
+      </w:r>
+    </w:p>
+    <w:p>
+      <w:pPr>
+        <w:pStyle w:val="BodyText"/>
+      </w:pPr>
+      <w:r>
+        <w:t xml:space="preserve">IRINA: Пока без истории и без выручки, но с контрактом от корейского производителя.</w:t>
+      </w:r>
+    </w:p>
+    <w:p>
+      <w:pPr>
+        <w:pStyle w:val="BodyText"/>
+      </w:pPr>
+      <w:r>
+        <w:t xml:space="preserve">GRIGORYEV: Покажите, пожалуйста. Протокол о намерениях, пять условий. А шестое — пустая строка?</w:t>
+      </w:r>
+    </w:p>
+    <w:p>
+      <w:pPr>
+        <w:pStyle w:val="BodyText"/>
+      </w:pPr>
+      <w:r>
+        <w:t xml:space="preserve">ALEKSEY: Это условия оплаты. Производитель даст отсрочку после регистрации. Может быть.</w:t>
+      </w:r>
+    </w:p>
+    <w:p>
+      <w:pPr>
+        <w:pStyle w:val="BodyText"/>
+      </w:pPr>
+      <w:r>
+        <w:t xml:space="preserve">GRIGORYEV: «Может быть» — плохое слово для банка. Но вместо отсрочки я могу предложить вам аккредитив.</w:t>
+      </w:r>
+    </w:p>
+    <w:p>
+      <w:pPr>
+        <w:pStyle w:val="BodyText"/>
+      </w:pPr>
+      <w:r>
+        <w:t xml:space="preserve">ALEKSEY: А что такое аккредитив? Объясните, пожалуйста, простыми словами.</w:t>
+      </w:r>
+    </w:p>
+    <w:p>
+      <w:pPr>
+        <w:pStyle w:val="BodyText"/>
+      </w:pPr>
+      <w:r>
+        <w:t xml:space="preserve">GRIGORYEV: Банк обещает корейцам заплатить, когда они отгрузят товар и покажут документы. Корейцы спокойны: банк гарантирует. Вы спокойны: деньги уйдут только за реальную отгрузку. Все спокойны, кроме банка, но банку за это и платят.</w:t>
+      </w:r>
+    </w:p>
+    <w:p>
+      <w:pPr>
+        <w:pStyle w:val="BodyText"/>
+      </w:pPr>
+      <w:r>
+        <w:t xml:space="preserve">IRINA: А откуда банк возьмёт деньги для оплаты?</w:t>
+      </w:r>
+    </w:p>
+    <w:p>
+      <w:pPr>
+        <w:pStyle w:val="BodyText"/>
+      </w:pPr>
+      <w:r>
+        <w:t xml:space="preserve">GRIGORYEV: Вот это главный вопрос. Для новой компании — только из вашего покрытия, то есть сто процентов на счёте заранее.</w:t>
+      </w:r>
+    </w:p>
+    <w:p>
+      <w:pPr>
+        <w:pStyle w:val="BodyText"/>
+      </w:pPr>
+      <w:r>
+        <w:t xml:space="preserve">ALEKSEY: То есть мы всё равно платим заранее, только не корейцам, а в банк?</w:t>
+      </w:r>
+    </w:p>
+    <w:p>
+      <w:pPr>
+        <w:pStyle w:val="BodyText"/>
+      </w:pPr>
+      <w:r>
+        <w:t xml:space="preserve">GRIGORYEV: Именно. Для вас это не решает кассовый разрыв, но решает другое — доверие.</w:t>
+      </w:r>
+    </w:p>
+    <w:p>
+      <w:pPr>
+        <w:pStyle w:val="BodyText"/>
+      </w:pPr>
+      <w:r>
+        <w:t xml:space="preserve">IRINA: Доверие… Корейский президент как раз сказал: «Отсрочка — после доверия».</w:t>
+      </w:r>
+    </w:p>
+    <w:p>
+      <w:pPr>
+        <w:pStyle w:val="BodyText"/>
+      </w:pPr>
+      <w:r>
+        <w:t xml:space="preserve">GRIGORYEV: Умный президент. Аккредитив — это доверие, которое покупают у банка. Это дорого, но работает, пока у вас нет своего доверия.</w:t>
+      </w:r>
+    </w:p>
+    <w:p>
+      <w:pPr>
+        <w:pStyle w:val="BodyText"/>
+      </w:pPr>
+      <w:r>
+        <w:t xml:space="preserve">ALEKSEY: А сколько стоит такое доверие?</w:t>
+      </w:r>
+    </w:p>
+    <w:p>
+      <w:pPr>
+        <w:pStyle w:val="BodyText"/>
+      </w:pPr>
+      <w:r>
+        <w:t xml:space="preserve">GRIGORYEV: Комиссия около процента. И ещё деньги всё это время лежат без дела.</w:t>
+      </w:r>
+    </w:p>
+    <w:p>
+      <w:pPr>
+        <w:pStyle w:val="BodyText"/>
+      </w:pPr>
+      <w:r>
+        <w:t xml:space="preserve">ALEKSEY: А что будет потом, когда у нас появится история?</w:t>
+      </w:r>
+    </w:p>
+    <w:p>
+      <w:pPr>
+        <w:pStyle w:val="BodyText"/>
+      </w:pPr>
+      <w:r>
+        <w:t xml:space="preserve">GRIGORYEV: Когда будет оборот, мы откроем аккредитив без полного покрытия, через год-два. Если вы будете платить честно.</w:t>
+      </w:r>
+    </w:p>
+    <w:p>
+      <w:pPr>
+        <w:pStyle w:val="BodyText"/>
+      </w:pPr>
+      <w:r>
+        <w:t xml:space="preserve">IRINA: А как быть с валютным контролем? Контракт ведь в долларах.</w:t>
+      </w:r>
+    </w:p>
+    <w:p>
+      <w:pPr>
+        <w:pStyle w:val="BodyText"/>
+      </w:pPr>
+      <w:r>
+        <w:t xml:space="preserve">GRIGORYEV: Контракт нужно поставить на учёт в банке, и каждый платёж идёт с документами: импорт, таможня, сроки.</w:t>
+      </w:r>
+    </w:p>
+    <w:p>
+      <w:pPr>
+        <w:pStyle w:val="BodyText"/>
+      </w:pPr>
+      <w:r>
+        <w:t xml:space="preserve">IRINA: Я люблю валютный контроль, потому что там всё должно сходиться до копейки.</w:t>
       </w:r>
     </w:p>
     <w:p>
@@ -918,71 +918,71 @@
         <w:pStyle w:val="BodyText"/>
       </w:pPr>
       <w:r>
-        <w:t xml:space="preserve">ALEKSEY: А что вы посоветуете сейчас? Честно.</w:t>
-      </w:r>
-    </w:p>
-    <w:p>
-      <w:pPr>
-        <w:pStyle w:val="BodyText"/>
-      </w:pPr>
-      <w:r>
-        <w:t xml:space="preserve">GRIGORYEV: Честно? Не берите кредит под восемнадцать процентов, если нет зарплаты. И не платите за первый контейнер заранее. Договоритесь с корейцами. И не верьте тем, кто обещает «быстро».</w:t>
-      </w:r>
-    </w:p>
-    <w:p>
-      <w:pPr>
-        <w:pStyle w:val="BodyText"/>
-      </w:pPr>
-      <w:r>
-        <w:t xml:space="preserve">ALEKSEY: Корейцы сказали: «после доверия».</w:t>
-      </w:r>
-    </w:p>
-    <w:p>
-      <w:pPr>
-        <w:pStyle w:val="BodyText"/>
-      </w:pPr>
-      <w:r>
-        <w:t xml:space="preserve">GRIGORYEV: Тогда покажите доверие раньше. Не словами — документами и мелочами.</w:t>
-      </w:r>
-    </w:p>
-    <w:p>
-      <w:pPr>
-        <w:pStyle w:val="BodyText"/>
-      </w:pPr>
-      <w:r>
-        <w:t xml:space="preserve">IRINA: С мелочами — это мы умеем. У нас в корпоративном договоре даже картонка записана.</w:t>
-      </w:r>
-    </w:p>
-    <w:p>
-      <w:pPr>
-        <w:pStyle w:val="BodyText"/>
-      </w:pPr>
-      <w:r>
-        <w:t xml:space="preserve">GRIGORYEV: Картонка?</w:t>
-      </w:r>
-    </w:p>
-    <w:p>
-      <w:pPr>
-        <w:pStyle w:val="BodyText"/>
-      </w:pPr>
-      <w:r>
-        <w:t xml:space="preserve">ALEKSEY: Не спрашивайте. Это долго. Спасибо, Павел Андреевич.</w:t>
-      </w:r>
-    </w:p>
-    <w:p>
-      <w:pPr>
-        <w:pStyle w:val="BodyText"/>
-      </w:pPr>
-      <w:r>
-        <w:t xml:space="preserve">GRIGORYEV: Возвращайтесь через год. С выручкой. Я открою вам аккредитив. Без покрытия, если будете такими же.</w:t>
-      </w:r>
-    </w:p>
-    <w:p>
-      <w:pPr>
-        <w:pStyle w:val="BodyText"/>
-      </w:pPr>
-      <w:r>
-        <w:t xml:space="preserve">IRINA: Через год. Я поставлю напоминание. В таблице.</w:t>
+        <w:t xml:space="preserve">ALEKSEY: А что вы посоветуете нам сейчас? Только честно.</w:t>
+      </w:r>
+    </w:p>
+    <w:p>
+      <w:pPr>
+        <w:pStyle w:val="BodyText"/>
+      </w:pPr>
+      <w:r>
+        <w:t xml:space="preserve">GRIGORYEV: Честно? Не берите кредит под восемнадцать процентов, если нет зарплаты. И не платите за первый контейнер заранее. Договоритесь с корейцами. И не верьте тем, кто обещает «быстро», потому что быстро бывает только дорого.</w:t>
+      </w:r>
+    </w:p>
+    <w:p>
+      <w:pPr>
+        <w:pStyle w:val="BodyText"/>
+      </w:pPr>
+      <w:r>
+        <w:t xml:space="preserve">ALEKSEY: Но корейцы сказали, что отсрочка будет только «после доверия».</w:t>
+      </w:r>
+    </w:p>
+    <w:p>
+      <w:pPr>
+        <w:pStyle w:val="BodyText"/>
+      </w:pPr>
+      <w:r>
+        <w:t xml:space="preserve">GRIGORYEV: Тогда покажите им доверие раньше, не словами, а документами и мелочами.</w:t>
+      </w:r>
+    </w:p>
+    <w:p>
+      <w:pPr>
+        <w:pStyle w:val="BodyText"/>
+      </w:pPr>
+      <w:r>
+        <w:t xml:space="preserve">IRINA: Мелочи — это мы умеем. У нас в корпоративном договоре даже картонка записана.</w:t>
+      </w:r>
+    </w:p>
+    <w:p>
+      <w:pPr>
+        <w:pStyle w:val="BodyText"/>
+      </w:pPr>
+      <w:r>
+        <w:t xml:space="preserve">GRIGORYEV: Картонка? Какая ещё картонка?</w:t>
+      </w:r>
+    </w:p>
+    <w:p>
+      <w:pPr>
+        <w:pStyle w:val="BodyText"/>
+      </w:pPr>
+      <w:r>
+        <w:t xml:space="preserve">ALEKSEY: Лучше не спрашивайте, это долгая история. Спасибо вам, Павел Андреевич.</w:t>
+      </w:r>
+    </w:p>
+    <w:p>
+      <w:pPr>
+        <w:pStyle w:val="BodyText"/>
+      </w:pPr>
+      <w:r>
+        <w:t xml:space="preserve">GRIGORYEV: Возвращайтесь через год с выручкой, и я открою вам аккредитив. Без покрытия, если вы останетесь такими же.</w:t>
+      </w:r>
+    </w:p>
+    <w:p>
+      <w:pPr>
+        <w:pStyle w:val="BodyText"/>
+      </w:pPr>
+      <w:r>
+        <w:t xml:space="preserve">IRINA: Через год. Я поставлю себе напоминание прямо в таблице.</w:t>
       </w:r>
     </w:p>
     <w:bookmarkEnd w:id="23"/>
@@ -1000,63 +1000,63 @@
         <w:pStyle w:val="FirstParagraph"/>
       </w:pPr>
       <w:r>
-        <w:t xml:space="preserve">ALEKSEY: Подписываем кредит. Восемнадцать процентов, отец не поручитель, зарплата от компании. Сегодня подаю на оценку.</w:t>
-      </w:r>
-    </w:p>
-    <w:p>
-      <w:pPr>
-        <w:pStyle w:val="BodyText"/>
-      </w:pPr>
-      <w:r>
-        <w:t xml:space="preserve">IRINA: Подождите. Сядьте. Можно я посчитаю вслух?</w:t>
-      </w:r>
-    </w:p>
-    <w:p>
-      <w:pPr>
-        <w:pStyle w:val="BodyText"/>
-      </w:pPr>
-      <w:r>
-        <w:t xml:space="preserve">ALEKSEY: Считайте. Только быстро.</w:t>
-      </w:r>
-    </w:p>
-    <w:p>
-      <w:pPr>
-        <w:pStyle w:val="BodyText"/>
-      </w:pPr>
-      <w:r>
-        <w:t xml:space="preserve">IRINA: Платёж семьдесят две тысячи в месяц. Ваша зарплата от компании — пятьдесят. После налога — сорок три. Не хватает двадцати девяти тысяч. Каждый месяц. А у вас нет другого дохода.</w:t>
-      </w:r>
-    </w:p>
-    <w:p>
-      <w:pPr>
-        <w:pStyle w:val="BodyText"/>
-      </w:pPr>
-      <w:r>
-        <w:t xml:space="preserve">ALEKSEY: Буду брать из накоплений.</w:t>
-      </w:r>
-    </w:p>
-    <w:p>
-      <w:pPr>
-        <w:pStyle w:val="BodyText"/>
-      </w:pPr>
-      <w:r>
-        <w:t xml:space="preserve">IRINA: Ваши накопления — три миллиона. Вы их отдаёте компании займом. Все три.</w:t>
-      </w:r>
-    </w:p>
-    <w:p>
-      <w:pPr>
-        <w:pStyle w:val="BodyText"/>
-      </w:pPr>
-      <w:r>
-        <w:t xml:space="preserve">ALEKSEY: Значит, оставлю себе немного.</w:t>
-      </w:r>
-    </w:p>
-    <w:p>
-      <w:pPr>
-        <w:pStyle w:val="BodyText"/>
-      </w:pPr>
-      <w:r>
-        <w:t xml:space="preserve">IRINA: Не немного. Год платежей по кредиту. Восемьсот шестьдесят четыре тысячи. Их нельзя отдавать компании.</w:t>
+        <w:t xml:space="preserve">ALEKSEY: Подписываем кредит: восемнадцать процентов, отец не поручитель, зарплата от компании. Сегодня же подаю на оценку.</w:t>
+      </w:r>
+    </w:p>
+    <w:p>
+      <w:pPr>
+        <w:pStyle w:val="BodyText"/>
+      </w:pPr>
+      <w:r>
+        <w:t xml:space="preserve">IRINA: Подождите, сядьте, пожалуйста. Можно я посчитаю вслух?</w:t>
+      </w:r>
+    </w:p>
+    <w:p>
+      <w:pPr>
+        <w:pStyle w:val="BodyText"/>
+      </w:pPr>
+      <w:r>
+        <w:t xml:space="preserve">ALEKSEY: Считайте, только побыстрее.</w:t>
+      </w:r>
+    </w:p>
+    <w:p>
+      <w:pPr>
+        <w:pStyle w:val="BodyText"/>
+      </w:pPr>
+      <w:r>
+        <w:t xml:space="preserve">IRINA: Платёж семьдесят две тысячи в месяц. Ваша зарплата от компании — пятьдесят, после налога — сорок три. Не хватает двадцати девяти тысяч, каждый месяц. А другого дохода у вас нет, и в ближайший год не будет.</w:t>
+      </w:r>
+    </w:p>
+    <w:p>
+      <w:pPr>
+        <w:pStyle w:val="BodyText"/>
+      </w:pPr>
+      <w:r>
+        <w:t xml:space="preserve">ALEKSEY: Тогда буду брать разницу из накоплений.</w:t>
+      </w:r>
+    </w:p>
+    <w:p>
+      <w:pPr>
+        <w:pStyle w:val="BodyText"/>
+      </w:pPr>
+      <w:r>
+        <w:t xml:space="preserve">IRINA: Ваши накопления — три миллиона, и вы их отдаёте компании займом, все три.</w:t>
+      </w:r>
+    </w:p>
+    <w:p>
+      <w:pPr>
+        <w:pStyle w:val="BodyText"/>
+      </w:pPr>
+      <w:r>
+        <w:t xml:space="preserve">ALEKSEY: Значит, оставлю немного себе.</w:t>
+      </w:r>
+    </w:p>
+    <w:p>
+      <w:pPr>
+        <w:pStyle w:val="BodyText"/>
+      </w:pPr>
+      <w:r>
+        <w:t xml:space="preserve">IRINA: Не немного, а год платежей по кредиту, то есть восемьсот шестьдесят четыре тысячи. Их нельзя отдавать компании.</w:t>
       </w:r>
     </w:p>
     <w:p>
@@ -1072,23 +1072,23 @@
         <w:pStyle w:val="BodyText"/>
       </w:pPr>
       <w:r>
-        <w:t xml:space="preserve">IRINA: Будет. Кассовый разрыв станет почти восемь миллионов. Но если вы не сможете платить, банк заберёт квартиру. Это уже не таблица. Это ваша жизнь. Банки не читают картонки.</w:t>
-      </w:r>
-    </w:p>
-    <w:p>
-      <w:pPr>
-        <w:pStyle w:val="BodyText"/>
-      </w:pPr>
-      <w:r>
-        <w:t xml:space="preserve">ALEKSEY: Ирина, я тороплюсь. Я знаю. Но без этих денег мы не начнём регистрацию.</w:t>
-      </w:r>
-    </w:p>
-    <w:p>
-      <w:pPr>
-        <w:pStyle w:val="BodyText"/>
-      </w:pPr>
-      <w:r>
-        <w:t xml:space="preserve">IRINA: Начнём. Ольга Петровна начнёт с тем, что есть. Регистрации не нужны все девять миллионов в первый день. Ей нужны образцы, переводы и терпение. Терпение у неё есть, у нас пока нет.</w:t>
+        <w:t xml:space="preserve">IRINA: Будет. Кассовый разрыв станет почти восемь миллионов. Но если вы не сможете платить, банк заберёт квартиру. Это уже не таблица. Это ваша жизнь. Банки не читают картонки. Поэтому я лучше покажу дыру в таблице, чем потом буду искать вам квартиру.</w:t>
+      </w:r>
+    </w:p>
+    <w:p>
+      <w:pPr>
+        <w:pStyle w:val="BodyText"/>
+      </w:pPr>
+      <w:r>
+        <w:t xml:space="preserve">ALEKSEY: Ирина, я тороплюсь, я знаю. Но без этих денег мы не начнём регистрацию.</w:t>
+      </w:r>
+    </w:p>
+    <w:p>
+      <w:pPr>
+        <w:pStyle w:val="BodyText"/>
+      </w:pPr>
+      <w:r>
+        <w:t xml:space="preserve">IRINA: Начнём. Ольга Петровна начнёт с тем, что есть. Регистрации не нужны все девять миллионов в первый день. Ей нужны образцы, переводы и терпение. Терпение у неё есть, а у нас его пока нет.</w:t>
       </w:r>
     </w:p>
     <w:p>
@@ -1104,23 +1104,23 @@
         <w:pStyle w:val="BodyText"/>
       </w:pPr>
       <w:r>
-        <w:t xml:space="preserve">IRINA: Никто не скажет. Мы покажем. Таблица с дырой лучше, чем красивая таблица без дыры.</w:t>
-      </w:r>
-    </w:p>
-    <w:p>
-      <w:pPr>
-        <w:pStyle w:val="BodyText"/>
-      </w:pPr>
-      <w:r>
-        <w:t xml:space="preserve">ALEKSEY: Это почему?</w:t>
-      </w:r>
-    </w:p>
-    <w:p>
-      <w:pPr>
-        <w:pStyle w:val="BodyText"/>
-      </w:pPr>
-      <w:r>
-        <w:t xml:space="preserve">IRINA: Красивую таблицу проверят и найдут дыру сами. Тогда «после доверия» станет «никогда».</w:t>
+        <w:t xml:space="preserve">IRINA: Никто не скажет, мы покажем. Таблица с дырой лучше, чем красивая таблица без дыры.</w:t>
+      </w:r>
+    </w:p>
+    <w:p>
+      <w:pPr>
+        <w:pStyle w:val="BodyText"/>
+      </w:pPr>
+      <w:r>
+        <w:t xml:space="preserve">ALEKSEY: А почему вы так считаете?</w:t>
+      </w:r>
+    </w:p>
+    <w:p>
+      <w:pPr>
+        <w:pStyle w:val="BodyText"/>
+      </w:pPr>
+      <w:r>
+        <w:t xml:space="preserve">IRINA: Потому что красивую таблицу проверят и сами найдут дыру. И тогда «после доверия» станет «никогда».</w:t>
       </w:r>
     </w:p>
     <w:p>
@@ -1136,63 +1136,63 @@
         <w:pStyle w:val="BodyText"/>
       </w:pPr>
       <w:r>
-        <w:t xml:space="preserve">IRINA: Я предлагаю показать ему всё. Как ваша бабушка показывала журналы. Он поймёт быстрее, чем банк.</w:t>
-      </w:r>
-    </w:p>
-    <w:p>
-      <w:pPr>
-        <w:pStyle w:val="BodyText"/>
-      </w:pPr>
-      <w:r>
-        <w:t xml:space="preserve">ALEKSEY: Хорошо. Подписываю кредит. Но с вашим условием: год платежей откладываю отдельно.</w:t>
-      </w:r>
-    </w:p>
-    <w:p>
-      <w:pPr>
-        <w:pStyle w:val="BodyText"/>
-      </w:pPr>
-      <w:r>
-        <w:t xml:space="preserve">IRINA: И страховка. Жизнь и квартира. Если с вами что-то случится, квартира достанется родителям, а не банку. Ваш отец этого не переживёт. И банк тоже не обрадуется.</w:t>
-      </w:r>
-    </w:p>
-    <w:p>
-      <w:pPr>
-        <w:pStyle w:val="BodyText"/>
-      </w:pPr>
-      <w:r>
-        <w:t xml:space="preserve">ALEKSEY: Вы и это посчитали?</w:t>
-      </w:r>
-    </w:p>
-    <w:p>
-      <w:pPr>
-        <w:pStyle w:val="BodyText"/>
-      </w:pPr>
-      <w:r>
-        <w:t xml:space="preserve">IRINA: Я посчитала это первым. Вы — директор. Без вас компании нет. Это тоже риск. Самый большой в таблице. Больше, чем курс доллара, и больше, чем любой эксперт.</w:t>
-      </w:r>
-    </w:p>
-    <w:p>
-      <w:pPr>
-        <w:pStyle w:val="BodyText"/>
-      </w:pPr>
-      <w:r>
-        <w:t xml:space="preserve">ALEKSEY: Ирина. Можно на «ты»?</w:t>
-      </w:r>
-    </w:p>
-    <w:p>
-      <w:pPr>
-        <w:pStyle w:val="BodyText"/>
-      </w:pPr>
-      <w:r>
-        <w:t xml:space="preserve">IRINA: Нельзя. Пока. Но спасибо, что спросили. Это хороший знак.</w:t>
-      </w:r>
-    </w:p>
-    <w:p>
-      <w:pPr>
-        <w:pStyle w:val="BodyText"/>
-      </w:pPr>
-      <w:r>
-        <w:t xml:space="preserve">ALEKSEY: Тогда вернёмся к Романовой. Оценка, страховка, отложенный год. Всё по-белому.</w:t>
+        <w:t xml:space="preserve">IRINA: Я предлагаю показать ему всё, как ваша бабушка показывала журналы. Он поймёт это быстрее, чем банк.</w:t>
+      </w:r>
+    </w:p>
+    <w:p>
+      <w:pPr>
+        <w:pStyle w:val="BodyText"/>
+      </w:pPr>
+      <w:r>
+        <w:t xml:space="preserve">ALEKSEY: Хорошо, подписываю кредит, но с вашим условием: год платежей откладываю отдельно.</w:t>
+      </w:r>
+    </w:p>
+    <w:p>
+      <w:pPr>
+        <w:pStyle w:val="BodyText"/>
+      </w:pPr>
+      <w:r>
+        <w:t xml:space="preserve">IRINA: И ещё страховка: жизнь и квартира. Если с вами что-то случится, квартира достанется родителям, а не банку. Ваш отец этого не переживёт, и банк тоже не обрадуется, хотя ему, конечно, всё равно.</w:t>
+      </w:r>
+    </w:p>
+    <w:p>
+      <w:pPr>
+        <w:pStyle w:val="BodyText"/>
+      </w:pPr>
+      <w:r>
+        <w:t xml:space="preserve">ALEKSEY: Неужели вы и это уже посчитали?</w:t>
+      </w:r>
+    </w:p>
+    <w:p>
+      <w:pPr>
+        <w:pStyle w:val="BodyText"/>
+      </w:pPr>
+      <w:r>
+        <w:t xml:space="preserve">IRINA: Я посчитала это первым. Вы — директор. Без вас компании нет. Это тоже риск. Самый большой в таблице. Больше, чем курс доллара, и больше, чем любой эксперт, даже самый строгий из всех.</w:t>
+      </w:r>
+    </w:p>
+    <w:p>
+      <w:pPr>
+        <w:pStyle w:val="BodyText"/>
+      </w:pPr>
+      <w:r>
+        <w:t xml:space="preserve">ALEKSEY: Ирина, а можно нам перейти на «ты»?</w:t>
+      </w:r>
+    </w:p>
+    <w:p>
+      <w:pPr>
+        <w:pStyle w:val="BodyText"/>
+      </w:pPr>
+      <w:r>
+        <w:t xml:space="preserve">IRINA: Нельзя, пока. Но спасибо, что спросили, это хороший знак.</w:t>
+      </w:r>
+    </w:p>
+    <w:p>
+      <w:pPr>
+        <w:pStyle w:val="BodyText"/>
+      </w:pPr>
+      <w:r>
+        <w:t xml:space="preserve">ALEKSEY: Тогда вернёмся к Романовой: оценка, страховка, отложенный год, и всё по-белому.</w:t>
       </w:r>
     </w:p>
     <w:bookmarkEnd w:id="24"/>
@@ -1210,31 +1210,31 @@
         <w:pStyle w:val="FirstParagraph"/>
       </w:pPr>
       <w:r>
-        <w:t xml:space="preserve">OLGA: Ну? Банк дал денег?</w:t>
-      </w:r>
-    </w:p>
-    <w:p>
-      <w:pPr>
-        <w:pStyle w:val="BodyText"/>
-      </w:pPr>
-      <w:r>
-        <w:t xml:space="preserve">ALEKSEY: Банк дал мне. Не компании. Под квартиру. Восемнадцать процентов. Через две недели.</w:t>
-      </w:r>
-    </w:p>
-    <w:p>
-      <w:pPr>
-        <w:pStyle w:val="BodyText"/>
-      </w:pPr>
-      <w:r>
-        <w:t xml:space="preserve">OLGA: Восемнадцать. Как месяцев до регистрации. Символично.</w:t>
-      </w:r>
-    </w:p>
-    <w:p>
-      <w:pPr>
-        <w:pStyle w:val="BodyText"/>
-      </w:pPr>
-      <w:r>
-        <w:t xml:space="preserve">IRINA: И кассовый разрыв — почти восемь миллионов. Год платежей Алексей отложил отдельно.</w:t>
+        <w:t xml:space="preserve">OLGA: Ну что? Банк дал вам денег?</w:t>
+      </w:r>
+    </w:p>
+    <w:p>
+      <w:pPr>
+        <w:pStyle w:val="BodyText"/>
+      </w:pPr>
+      <w:r>
+        <w:t xml:space="preserve">ALEKSEY: Банк дал деньги мне, а не компании, под квартиру и под восемнадцать процентов. Через две недели.</w:t>
+      </w:r>
+    </w:p>
+    <w:p>
+      <w:pPr>
+        <w:pStyle w:val="BodyText"/>
+      </w:pPr>
+      <w:r>
+        <w:t xml:space="preserve">OLGA: Восемнадцать, как месяцев до регистрации. Очень символично.</w:t>
+      </w:r>
+    </w:p>
+    <w:p>
+      <w:pPr>
+        <w:pStyle w:val="BodyText"/>
+      </w:pPr>
+      <w:r>
+        <w:t xml:space="preserve">IRINA: И кассовый разрыв теперь почти восемь миллионов. Год платежей Алексей отложил отдельно.</w:t>
       </w:r>
     </w:p>
     <w:p>
@@ -1250,79 +1250,79 @@
         <w:pStyle w:val="BodyText"/>
       </w:pPr>
       <w:r>
-        <w:t xml:space="preserve">ALEKSEY: Ольга Петровна, без денег вы начнёте регистрацию?</w:t>
-      </w:r>
-    </w:p>
-    <w:p>
-      <w:pPr>
-        <w:pStyle w:val="BodyText"/>
-      </w:pPr>
-      <w:r>
-        <w:t xml:space="preserve">OLGA: Начну. Испытаниям не нужны восемь миллионов сразу. Им нужны образцы. Образцы бесплатные. Корейцы обещали.</w:t>
-      </w:r>
-    </w:p>
-    <w:p>
-      <w:pPr>
-        <w:pStyle w:val="BodyText"/>
-      </w:pPr>
-      <w:r>
-        <w:t xml:space="preserve">IRINA: Значит, первое, что мы платим, — это не контейнер. Это таможня за образцы.</w:t>
-      </w:r>
-    </w:p>
-    <w:p>
-      <w:pPr>
-        <w:pStyle w:val="BodyText"/>
-      </w:pPr>
-      <w:r>
-        <w:t xml:space="preserve">OLGA: Таможня. Вот где начнутся настоящие проблемы. Корейцы ещё ни разу не возили образцы в Россию.</w:t>
-      </w:r>
-    </w:p>
-    <w:p>
-      <w:pPr>
-        <w:pStyle w:val="BodyText"/>
-      </w:pPr>
-      <w:r>
-        <w:t xml:space="preserve">ALEKSEY: Госпожа Чон уже отправила. Через неделю будут в Шереметьево.</w:t>
-      </w:r>
-    </w:p>
-    <w:p>
-      <w:pPr>
-        <w:pStyle w:val="BodyText"/>
-      </w:pPr>
-      <w:r>
-        <w:t xml:space="preserve">OLGA: Будут через неделю. А получим когда — другой вопрос.</w:t>
-      </w:r>
-    </w:p>
-    <w:p>
-      <w:pPr>
-        <w:pStyle w:val="BodyText"/>
-      </w:pPr>
-      <w:r>
-        <w:t xml:space="preserve">ALEKSEY: Тогда я поеду в аэропорт сам.</w:t>
-      </w:r>
-    </w:p>
-    <w:p>
-      <w:pPr>
-        <w:pStyle w:val="BodyText"/>
-      </w:pPr>
-      <w:r>
-        <w:t xml:space="preserve">OLGA: Не вы. Вы поторопитесь. Поедет Белова. С папкой.</w:t>
-      </w:r>
-    </w:p>
-    <w:p>
-      <w:pPr>
-        <w:pStyle w:val="BodyText"/>
-      </w:pPr>
-      <w:r>
-        <w:t xml:space="preserve">IRINA: Я уже собрала папку. Инвойс, упаковочный лист, письмо производителя, NDA, письмо о некоммерческой цели. Двенадцать документов. И копии всех, на случай если таможня потеряет оригинал.</w:t>
-      </w:r>
-    </w:p>
-    <w:p>
-      <w:pPr>
-        <w:pStyle w:val="BodyText"/>
-      </w:pPr>
-      <w:r>
-        <w:t xml:space="preserve">OLGA: Двенадцать. Таможня обязательно попросит тринадцатый. Это закон природы, Белова. Не обижайтесь на него.</w:t>
+        <w:t xml:space="preserve">ALEKSEY: Ольга Петровна, а без денег вы сможете начать регистрацию?</w:t>
+      </w:r>
+    </w:p>
+    <w:p>
+      <w:pPr>
+        <w:pStyle w:val="BodyText"/>
+      </w:pPr>
+      <w:r>
+        <w:t xml:space="preserve">OLGA: Начну. Испытаниям не нужны восемь миллионов сразу, им нужны образцы. А образцы бесплатные, корейцы обещали.</w:t>
+      </w:r>
+    </w:p>
+    <w:p>
+      <w:pPr>
+        <w:pStyle w:val="BodyText"/>
+      </w:pPr>
+      <w:r>
+        <w:t xml:space="preserve">IRINA: Значит, первое, за что мы платим, — это не контейнер, а таможня за образцы.</w:t>
+      </w:r>
+    </w:p>
+    <w:p>
+      <w:pPr>
+        <w:pStyle w:val="BodyText"/>
+      </w:pPr>
+      <w:r>
+        <w:t xml:space="preserve">OLGA: Таможня. Вот где начнутся настоящие проблемы, потому что корейцы ещё ни разу не возили образцы в Россию.</w:t>
+      </w:r>
+    </w:p>
+    <w:p>
+      <w:pPr>
+        <w:pStyle w:val="BodyText"/>
+      </w:pPr>
+      <w:r>
+        <w:t xml:space="preserve">ALEKSEY: Госпожа Чон их уже отправила, и через неделю они будут в Шереметьево.</w:t>
+      </w:r>
+    </w:p>
+    <w:p>
+      <w:pPr>
+        <w:pStyle w:val="BodyText"/>
+      </w:pPr>
+      <w:r>
+        <w:t xml:space="preserve">OLGA: Через неделю они там будут. А когда мы их получим — это совсем другой вопрос.</w:t>
+      </w:r>
+    </w:p>
+    <w:p>
+      <w:pPr>
+        <w:pStyle w:val="BodyText"/>
+      </w:pPr>
+      <w:r>
+        <w:t xml:space="preserve">ALEKSEY: Тогда я сам поеду в аэропорт и всё решу.</w:t>
+      </w:r>
+    </w:p>
+    <w:p>
+      <w:pPr>
+        <w:pStyle w:val="BodyText"/>
+      </w:pPr>
+      <w:r>
+        <w:t xml:space="preserve">OLGA: Не вы, потому что вы поторопитесь. Поедет Белова, с папкой.</w:t>
+      </w:r>
+    </w:p>
+    <w:p>
+      <w:pPr>
+        <w:pStyle w:val="BodyText"/>
+      </w:pPr>
+      <w:r>
+        <w:t xml:space="preserve">IRINA: Я уже собрала папку: инвойс, упаковочный лист, письмо производителя, NDA, письмо о некоммерческой цели. Всего двенадцать документов. И копии всех, на случай если таможня потеряет оригинал. Я проверила каждую бумагу дважды.</w:t>
+      </w:r>
+    </w:p>
+    <w:p>
+      <w:pPr>
+        <w:pStyle w:val="BodyText"/>
+      </w:pPr>
+      <w:r>
+        <w:t xml:space="preserve">OLGA: Двенадцать. Таможня обязательно попросит тринадцатый, это закон природы, Белова. Не обижайтесь на него, а лучше сразу подготовьте ещё один.</w:t>
       </w:r>
     </w:p>
     <w:p>
@@ -2113,7 +2113,7 @@
         <w:t xml:space="preserve">“</w:t>
       </w:r>
       <w:r>
-        <w:t xml:space="preserve">Будет. Кассовый разрыв станет почти восемь миллионов. Но если вы не сможете платить, банк заберёт квартиру. Это уже не таблица. Это ваша жизнь. Банки не читают картонки.</w:t>
+        <w:t xml:space="preserve">Будет. Кассовый разрыв станет почти восемь миллионов. Но если вы не сможете платить, банк заберёт квартиру. Это уже не таблица. Это ваша жизнь. Банки не читают картонки. Поэтому я лучше покажу дыру в таблице, чем потом буду искать вам квартиру.</w:t>
       </w:r>
       <w:r>
         <w:t xml:space="preserve">”</w:t>
@@ -2324,6 +2324,44 @@
           </w:p>
         </w:tc>
       </w:tr>
+      <w:tr>
+        <w:tc>
+          <w:tcPr/>
+          <w:p>
+            <w:pPr>
+              <w:pStyle w:val="Compact"/>
+              <w:jc w:val="left"/>
+            </w:pPr>
+            <w:r>
+              <w:t xml:space="preserve">⑤ 선택</w:t>
+            </w:r>
+          </w:p>
+        </w:tc>
+        <w:tc>
+          <w:tcPr/>
+          <w:p>
+            <w:pPr>
+              <w:pStyle w:val="Compact"/>
+              <w:jc w:val="left"/>
+            </w:pPr>
+            <w:r>
+              <w:t xml:space="preserve">Поэтому я лучше покажу…, чем потом буду искать…</w:t>
+            </w:r>
+          </w:p>
+        </w:tc>
+        <w:tc>
+          <w:tcPr/>
+          <w:p>
+            <w:pPr>
+              <w:pStyle w:val="Compact"/>
+              <w:jc w:val="left"/>
+            </w:pPr>
+            <w:r>
+              <w:t xml:space="preserve">лучше…, чем… — 두 선택지 비교</w:t>
+            </w:r>
+          </w:p>
+        </w:tc>
+      </w:tr>
     </w:tbl>
     <w:p>
       <w:pPr>
@@ -2343,7 +2381,7 @@
         <w:t xml:space="preserve">“</w:t>
       </w:r>
       <w:r>
-        <w:t xml:space="preserve">Будет. X станет… Но если вы не сможете…, … Это уже не…, это… Y не читают Z.</w:t>
+        <w:t xml:space="preserve">Будет. X станет… Но если вы не сможете…, … Это уже не…, это… Y не читают Z. Поэтому я лучше…, чем потом…</w:t>
       </w:r>
       <w:r>
         <w:t xml:space="preserve">”</w:t>
@@ -2362,7 +2400,7 @@
         <w:t xml:space="preserve"> </w:t>
       </w:r>
       <w:r>
-        <w:t xml:space="preserve">но если(하지만 만약) · уже не…, а…(더 이상 ~가 아니라) · станет(~가 될 것이다)</w:t>
+        <w:t xml:space="preserve">но если(하지만 만약) · уже не…, а…(더 이상 ~가 아니라) · станет(~가 될 것이다) · лучше…, чем…(~하느니 차라리 ~)</w:t>
       </w:r>
       <w:r>
         <w:t xml:space="preserve"> </w:t>
@@ -2378,7 +2416,7 @@
         <w:t xml:space="preserve"> </w:t>
       </w:r>
       <w:r>
-        <w:t xml:space="preserve">동업자의 무리한 개인 보증을 말리는 25~30단어 문장 만들기.</w:t>
+        <w:t xml:space="preserve">동업자의 무리한 개인 보증을 말리는 30~50단어 발화 만들기.</w:t>
       </w:r>
     </w:p>
     <w:bookmarkEnd w:id="30"/>
@@ -2864,119 +2902,119 @@
         <w:pStyle w:val="FirstParagraph"/>
       </w:pPr>
       <w:r>
-        <w:t xml:space="preserve">이리나: 대기표 47번. 앞에 여섯 명. 서류철은 저한테 있어요.</w:t>
-      </w:r>
-    </w:p>
-    <w:p>
-      <w:pPr>
-        <w:pStyle w:val="BodyText"/>
-      </w:pPr>
-      <w:r>
-        <w:t xml:space="preserve">알렉세이: 서류철엔 뭐가 있어요?</w:t>
-      </w:r>
-    </w:p>
-    <w:p>
-      <w:pPr>
-        <w:pStyle w:val="BodyText"/>
-      </w:pPr>
-      <w:r>
-        <w:t xml:space="preserve">이리나: 정관, 설립 결정서, 등기부 발췌본, 임대 계약서, 사업 계획서, 표. 그리고 당신 여권.</w:t>
-      </w:r>
-    </w:p>
-    <w:p>
-      <w:pPr>
-        <w:pStyle w:val="BodyText"/>
-      </w:pPr>
-      <w:r>
-        <w:t xml:space="preserve">알렉세이: 제 여권이 왜 거기 있어요?</w:t>
-      </w:r>
-    </w:p>
-    <w:p>
-      <w:pPr>
-        <w:pStyle w:val="BodyText"/>
-      </w:pPr>
-      <w:r>
-        <w:t xml:space="preserve">이리나: 어제 사무실에 두고 갔잖아요. 발코니에. 올가 페트로브나가 찾았어요.</w:t>
-      </w:r>
-    </w:p>
-    <w:p>
-      <w:pPr>
-        <w:pStyle w:val="BodyText"/>
-      </w:pPr>
-      <w:r>
-        <w:t xml:space="preserve">알렉세이: 당신 없었으면 어쩔 뻔했어요.</w:t>
-      </w:r>
-    </w:p>
-    <w:p>
-      <w:pPr>
-        <w:pStyle w:val="BodyText"/>
-      </w:pPr>
-      <w:r>
-        <w:t xml:space="preserve">이리나: 여권도 서류도 없이 왔겠죠. 은행은 한 시간이 아니라 1분 만에 「안 돼요」라고 했을 거고. 당신은 기분이 상해서 은행이 나쁘다고 생각했겠죠. 은행은 나쁜 게 아니라 그냥 계산할 뿐이에요.</w:t>
-      </w:r>
-    </w:p>
-    <w:p>
-      <w:pPr>
-        <w:pStyle w:val="BodyText"/>
-      </w:pPr>
-      <w:r>
-        <w:t xml:space="preserve">알렉세이: 은행이 「안 돼요」라고 할 것 같아요?</w:t>
-      </w:r>
-    </w:p>
-    <w:p>
-      <w:pPr>
-        <w:pStyle w:val="BodyText"/>
-      </w:pPr>
-      <w:r>
-        <w:t xml:space="preserve">이리나: 은행은 회사엔 「안 돼요」라고 할 거예요. 그러고 나서 당신에겐 「돼요」라고 하겠죠. 다른 거예요.</w:t>
-      </w:r>
-    </w:p>
-    <w:p>
-      <w:pPr>
-        <w:pStyle w:val="BodyText"/>
-      </w:pPr>
-      <w:r>
-        <w:t xml:space="preserve">알렉세이: 이해가 안 돼요.</w:t>
-      </w:r>
-    </w:p>
-    <w:p>
-      <w:pPr>
-        <w:pStyle w:val="BodyText"/>
-      </w:pPr>
-      <w:r>
-        <w:t xml:space="preserve">이리나: 회사는 생긴 지 5일. 매출도, 이력도, 자산도 없어요. 은행에겐 없는 회사예요.</w:t>
-      </w:r>
-    </w:p>
-    <w:p>
-      <w:pPr>
-        <w:pStyle w:val="BodyText"/>
-      </w:pPr>
-      <w:r>
-        <w:t xml:space="preserve">알렉세이: 그럼 저는요?</w:t>
-      </w:r>
-    </w:p>
-    <w:p>
-      <w:pPr>
-        <w:pStyle w:val="BodyText"/>
-      </w:pPr>
-      <w:r>
-        <w:t xml:space="preserve">이리나: 당신에겐 아파트가 있죠. 은행에게 당신은 존재해요. 아파트가 있는 동안은.</w:t>
-      </w:r>
-    </w:p>
-    <w:p>
-      <w:pPr>
-        <w:pStyle w:val="BodyText"/>
-      </w:pPr>
-      <w:r>
-        <w:t xml:space="preserve">알렉세이: 별로 즐겁지 않네요.</w:t>
-      </w:r>
-    </w:p>
-    <w:p>
-      <w:pPr>
-        <w:pStyle w:val="BodyText"/>
-      </w:pPr>
-      <w:r>
-        <w:t xml:space="preserve">이리나: 은행은 즐겁지 않아요. 정확하죠. 47번, 3번 창구. 가요.</w:t>
+        <w:t xml:space="preserve">이리나: 대기표 47번이고, 앞에 여섯 명 있어요. 서류철은 저한테 있으니 걱정 마세요.</w:t>
+      </w:r>
+    </w:p>
+    <w:p>
+      <w:pPr>
+        <w:pStyle w:val="BodyText"/>
+      </w:pPr>
+      <w:r>
+        <w:t xml:space="preserve">알렉세이: 그 서류철엔 뭐가 들어 있어요?</w:t>
+      </w:r>
+    </w:p>
+    <w:p>
+      <w:pPr>
+        <w:pStyle w:val="BodyText"/>
+      </w:pPr>
+      <w:r>
+        <w:t xml:space="preserve">이리나: 정관, 설립 결정서, 등기부 발췌본, 임대 계약서, 사업 계획서, 표. 그리고 당신 여권도요.</w:t>
+      </w:r>
+    </w:p>
+    <w:p>
+      <w:pPr>
+        <w:pStyle w:val="BodyText"/>
+      </w:pPr>
+      <w:r>
+        <w:t xml:space="preserve">알렉세이: 제 여권이 왜 거기 있어요? 어떻게 가지고 계세요?</w:t>
+      </w:r>
+    </w:p>
+    <w:p>
+      <w:pPr>
+        <w:pStyle w:val="BodyText"/>
+      </w:pPr>
+      <w:r>
+        <w:t xml:space="preserve">이리나: 어제 사무실 발코니에 두고 갔잖아요, 올가 페트로브나가 찾았어요.</w:t>
+      </w:r>
+    </w:p>
+    <w:p>
+      <w:pPr>
+        <w:pStyle w:val="BodyText"/>
+      </w:pPr>
+      <w:r>
+        <w:t xml:space="preserve">알렉세이: 당신 없었으면 제가 어쩔 뻔했는지 모르겠네요.</w:t>
+      </w:r>
+    </w:p>
+    <w:p>
+      <w:pPr>
+        <w:pStyle w:val="BodyText"/>
+      </w:pPr>
+      <w:r>
+        <w:t xml:space="preserve">이리나: 여권도 서류도 없이 왔겠죠. 은행은 한 시간이 아니라 1분 만에 「안 돼요」라고 했을 거고. 당신은 기분이 상해서 은행이 나쁘다고 생각했겠죠. 은행은 나쁜 게 아니라 그냥 계산할 뿐이고, 우리보다 계산을 잘해요.</w:t>
+      </w:r>
+    </w:p>
+    <w:p>
+      <w:pPr>
+        <w:pStyle w:val="BodyText"/>
+      </w:pPr>
+      <w:r>
+        <w:t xml:space="preserve">알렉세이: 그러니까 은행이 「안 돼요」라고 할 것 같다는 거예요?</w:t>
+      </w:r>
+    </w:p>
+    <w:p>
+      <w:pPr>
+        <w:pStyle w:val="BodyText"/>
+      </w:pPr>
+      <w:r>
+        <w:t xml:space="preserve">이리나: 은행은 회사엔 「안 돼요」, 그다음 당신에겐 「돼요」라고 할 거예요. 그건 다른 거예요.</w:t>
+      </w:r>
+    </w:p>
+    <w:p>
+      <w:pPr>
+        <w:pStyle w:val="BodyText"/>
+      </w:pPr>
+      <w:r>
+        <w:t xml:space="preserve">알렉세이: 솔직히 아직 그 차이를 모르겠어요.</w:t>
+      </w:r>
+    </w:p>
+    <w:p>
+      <w:pPr>
+        <w:pStyle w:val="BodyText"/>
+      </w:pPr>
+      <w:r>
+        <w:t xml:space="preserve">이리나: 회사는 생긴 지 겨우 5일이에요: 매출도, 이력도, 자산도 없어요. 은행에겐 그냥 없는 회사예요.</w:t>
+      </w:r>
+    </w:p>
+    <w:p>
+      <w:pPr>
+        <w:pStyle w:val="BodyText"/>
+      </w:pPr>
+      <w:r>
+        <w:t xml:space="preserve">알렉세이: 그럼 은행에게 저는 존재해요?</w:t>
+      </w:r>
+    </w:p>
+    <w:p>
+      <w:pPr>
+        <w:pStyle w:val="BodyText"/>
+      </w:pPr>
+      <w:r>
+        <w:t xml:space="preserve">이리나: 당신에겐 아파트가 있으니까 은행에게 당신은 존재해요. 아파트가 있는 동안은요.</w:t>
+      </w:r>
+    </w:p>
+    <w:p>
+      <w:pPr>
+        <w:pStyle w:val="BodyText"/>
+      </w:pPr>
+      <w:r>
+        <w:t xml:space="preserve">알렉세이: 솔직히 별로 즐겁게 들리지 않네요.</w:t>
+      </w:r>
+    </w:p>
+    <w:p>
+      <w:pPr>
+        <w:pStyle w:val="BodyText"/>
+      </w:pPr>
+      <w:r>
+        <w:t xml:space="preserve">이리나: 은행은 즐겁지 않지만 정확하죠. 47번, 3번 창구. 가요.</w:t>
       </w:r>
     </w:p>
     <w:bookmarkEnd w:id="33"/>
@@ -3002,151 +3040,151 @@
         <w:pStyle w:val="BodyText"/>
       </w:pPr>
       <w:r>
-        <w:t xml:space="preserve">알렉세이: 안녕하세요. 「모스트 메디컬」입니다. 대출이 필요해요. 400만 루블.</w:t>
-      </w:r>
-    </w:p>
-    <w:p>
-      <w:pPr>
-        <w:pStyle w:val="BodyText"/>
-      </w:pPr>
-      <w:r>
-        <w:t xml:space="preserve">로마노바: 용도는요?</w:t>
-      </w:r>
-    </w:p>
-    <w:p>
-      <w:pPr>
-        <w:pStyle w:val="BodyText"/>
-      </w:pPr>
-      <w:r>
-        <w:t xml:space="preserve">이리나: 의료기기 등록, 임대료, 급여. 첫 매출까지 18개월. 여기 사업 계획서요.</w:t>
-      </w:r>
-    </w:p>
-    <w:p>
-      <w:pPr>
-        <w:pStyle w:val="BodyText"/>
-      </w:pPr>
-      <w:r>
-        <w:t xml:space="preserve">로마노바: 매출 없이 18개월. 회사는 몇 년 됐죠?</w:t>
-      </w:r>
-    </w:p>
-    <w:p>
-      <w:pPr>
-        <w:pStyle w:val="BodyText"/>
-      </w:pPr>
-      <w:r>
-        <w:t xml:space="preserve">알렉세이: 5일이요.</w:t>
-      </w:r>
-    </w:p>
-    <w:p>
-      <w:pPr>
-        <w:pStyle w:val="BodyText"/>
-      </w:pPr>
-      <w:r>
-        <w:t xml:space="preserve">로마노바: 5일. 죄송하지만 솔직히 말씀드려야겠어요. 이건 거절 요건이에요.</w:t>
-      </w:r>
-    </w:p>
-    <w:p>
-      <w:pPr>
-        <w:pStyle w:val="BodyText"/>
-      </w:pPr>
-      <w:r>
-        <w:t xml:space="preserve">알렉세이: 거절 요건이 뭐예요?</w:t>
-      </w:r>
-    </w:p>
-    <w:p>
-      <w:pPr>
-        <w:pStyle w:val="BodyText"/>
-      </w:pPr>
-      <w:r>
-        <w:t xml:space="preserve">로마노바: 시스템이 신청서를 아예 심사하지 않는 조건이에요. 설립 1년 미만, 매출 없음. 제가 계획서를 열기도 전에 시스템이 「안 돼요」라고 해요. 선생님 문제가 아니라 숫자 문제예요.</w:t>
-      </w:r>
-    </w:p>
-    <w:p>
-      <w:pPr>
-        <w:pStyle w:val="BodyText"/>
-      </w:pPr>
-      <w:r>
-        <w:t xml:space="preserve">이리나: 예상했어요. 그래서 두 번째 질문이 있어요.</w:t>
-      </w:r>
-    </w:p>
-    <w:p>
-      <w:pPr>
-        <w:pStyle w:val="BodyText"/>
-      </w:pPr>
-      <w:r>
-        <w:t xml:space="preserve">로마노바: 말씀하세요.</w:t>
-      </w:r>
-    </w:p>
-    <w:p>
-      <w:pPr>
-        <w:pStyle w:val="BodyText"/>
-      </w:pPr>
-      <w:r>
-        <w:t xml:space="preserve">이리나: 회사가 아니라 알렉세이 니콜라예비치 개인 대출이요. 아파트 담보로. 그다음 그가 회사에 대여금으로 줘요. 설립자 간 계약에 그렇게 돼 있어요, 전부 투명하게 기록돼 있고요.</w:t>
-      </w:r>
-    </w:p>
-    <w:p>
-      <w:pPr>
-        <w:pStyle w:val="BodyText"/>
-      </w:pPr>
-      <w:r>
-        <w:t xml:space="preserve">로마노바: 가능해요. 다만 그건 개인 담보 대출이에요. 아파트는 소유하고 계세요?</w:t>
-      </w:r>
-    </w:p>
-    <w:p>
-      <w:pPr>
-        <w:pStyle w:val="BodyText"/>
-      </w:pPr>
-      <w:r>
-        <w:t xml:space="preserve">알렉세이: 네. 대출 없이요. 6년 전에 샀어요.</w:t>
-      </w:r>
-    </w:p>
-    <w:p>
-      <w:pPr>
-        <w:pStyle w:val="BodyText"/>
-      </w:pPr>
-      <w:r>
-        <w:t xml:space="preserve">로마노바: 어디예요?</w:t>
-      </w:r>
-    </w:p>
-    <w:p>
-      <w:pPr>
-        <w:pStyle w:val="BodyText"/>
-      </w:pPr>
-      <w:r>
-        <w:t xml:space="preserve">알렉세이: 모스크바, 나가틴스카야. 방 두 개, 54제곱미터.</w:t>
-      </w:r>
-    </w:p>
-    <w:p>
-      <w:pPr>
-        <w:pStyle w:val="BodyText"/>
-      </w:pPr>
-      <w:r>
-        <w:t xml:space="preserve">로마노바: 감정가의 60퍼센트까지 해 드려요. 먼저 아파트 독립 감정이 필요해요. 일주일, 1만 5천 루블. 감정인은 저희 목록에서 고르세요. 가격 흥정은 하지 마시고요.</w:t>
-      </w:r>
-    </w:p>
-    <w:p>
-      <w:pPr>
-        <w:pStyle w:val="BodyText"/>
-      </w:pPr>
-      <w:r>
-        <w:t xml:space="preserve">알렉세이: 금리는요?</w:t>
-      </w:r>
-    </w:p>
-    <w:p>
-      <w:pPr>
-        <w:pStyle w:val="BodyText"/>
-      </w:pPr>
-      <w:r>
-        <w:t xml:space="preserve">로마노바: 연 18퍼센트. 기간 최대 10년. 월 상환액 약 7만 2천.</w:t>
-      </w:r>
-    </w:p>
-    <w:p>
-      <w:pPr>
-        <w:pStyle w:val="BodyText"/>
-      </w:pPr>
-      <w:r>
-        <w:t xml:space="preserve">알렉세이: 월 7만 2천. 사무실 임대료보다 많네요.</w:t>
+        <w:t xml:space="preserve">알렉세이: 안녕하세요. 「모스트 메디컬」인데요, 400만 루블 대출이 필요해요.</w:t>
+      </w:r>
+    </w:p>
+    <w:p>
+      <w:pPr>
+        <w:pStyle w:val="BodyText"/>
+      </w:pPr>
+      <w:r>
+        <w:t xml:space="preserve">로마노바: 그 돈이 어떤 용도로 필요하세요?</w:t>
+      </w:r>
+    </w:p>
+    <w:p>
+      <w:pPr>
+        <w:pStyle w:val="BodyText"/>
+      </w:pPr>
+      <w:r>
+        <w:t xml:space="preserve">이리나: 의료기기 등록, 임대료, 급여요. 첫 매출까지 18개월이에요. 여기 사업 계획서요.</w:t>
+      </w:r>
+    </w:p>
+    <w:p>
+      <w:pPr>
+        <w:pStyle w:val="BodyText"/>
+      </w:pPr>
+      <w:r>
+        <w:t xml:space="preserve">로마노바: 매출 없이 18개월. 그럼 회사는 몇 년 됐죠?</w:t>
+      </w:r>
+    </w:p>
+    <w:p>
+      <w:pPr>
+        <w:pStyle w:val="BodyText"/>
+      </w:pPr>
+      <w:r>
+        <w:t xml:space="preserve">알렉세이: 회사는 아직 겨우 5일 됐어요.</w:t>
+      </w:r>
+    </w:p>
+    <w:p>
+      <w:pPr>
+        <w:pStyle w:val="BodyText"/>
+      </w:pPr>
+      <w:r>
+        <w:t xml:space="preserve">로마노바: 5일. 죄송하지만 솔직히 말씀드려야겠어요: 이건 거절 요건이에요.</w:t>
+      </w:r>
+    </w:p>
+    <w:p>
+      <w:pPr>
+        <w:pStyle w:val="BodyText"/>
+      </w:pPr>
+      <w:r>
+        <w:t xml:space="preserve">알렉세이: 거절 요건이 뭐예요? 처음 듣는 말이에요.</w:t>
+      </w:r>
+    </w:p>
+    <w:p>
+      <w:pPr>
+        <w:pStyle w:val="BodyText"/>
+      </w:pPr>
+      <w:r>
+        <w:t xml:space="preserve">로마노바: 시스템이 신청서를 아예 심사하지 않는 조건이에요. 설립 1년 미만, 매출 없음. 제가 계획서를 열기도 전에 시스템이 「안 돼요」라고 해요. 선생님 문제가 아니라 숫자 문제예요. 계획서가 꼼꼼해서 저도 정말 아쉬워요.</w:t>
+      </w:r>
+    </w:p>
+    <w:p>
+      <w:pPr>
+        <w:pStyle w:val="BodyText"/>
+      </w:pPr>
+      <w:r>
+        <w:t xml:space="preserve">이리나: 예상했어요, 그래서 두 번째 질문이 있어요.</w:t>
+      </w:r>
+    </w:p>
+    <w:p>
+      <w:pPr>
+        <w:pStyle w:val="BodyText"/>
+      </w:pPr>
+      <w:r>
+        <w:t xml:space="preserve">로마노바: 네, 말씀하세요.</w:t>
+      </w:r>
+    </w:p>
+    <w:p>
+      <w:pPr>
+        <w:pStyle w:val="BodyText"/>
+      </w:pPr>
+      <w:r>
+        <w:t xml:space="preserve">이리나: 회사가 아니라 알렉세이 니콜라예비치 개인 대출이요, 아파트 담보로. 그다음 그가 회사에 대여금으로 줘요. 설립자 간 계약에 그렇게 적혀 있고, 전부 투명해요. 은행이 한 줄 한 줄 다 확인하셔도 돼요.</w:t>
+      </w:r>
+    </w:p>
+    <w:p>
+      <w:pPr>
+        <w:pStyle w:val="BodyText"/>
+      </w:pPr>
+      <w:r>
+        <w:t xml:space="preserve">로마노바: 가능해요, 다만 그건 개인 담보 대출이 돼요. 아파트는 소유하고 계세요?</w:t>
+      </w:r>
+    </w:p>
+    <w:p>
+      <w:pPr>
+        <w:pStyle w:val="BodyText"/>
+      </w:pPr>
+      <w:r>
+        <w:t xml:space="preserve">알렉세이: 네, 대출 없이요. 6년 전에 샀어요.</w:t>
+      </w:r>
+    </w:p>
+    <w:p>
+      <w:pPr>
+        <w:pStyle w:val="BodyText"/>
+      </w:pPr>
+      <w:r>
+        <w:t xml:space="preserve">로마노바: 아파트는 어디 있어요?</w:t>
+      </w:r>
+    </w:p>
+    <w:p>
+      <w:pPr>
+        <w:pStyle w:val="BodyText"/>
+      </w:pPr>
+      <w:r>
+        <w:t xml:space="preserve">알렉세이: 모스크바 나가틴스카야에요. 방 두 개, 54제곱미터.</w:t>
+      </w:r>
+    </w:p>
+    <w:p>
+      <w:pPr>
+        <w:pStyle w:val="BodyText"/>
+      </w:pPr>
+      <w:r>
+        <w:t xml:space="preserve">로마노바: 감정가의 60퍼센트까지 해 드려요. 먼저 아파트 독립 감정이 필요해요. 일주일, 1만 5천 루블. 감정인은 저희 목록에서 고르세요. 가격 흥정은 하지 마세요, 소용없어요.</w:t>
+      </w:r>
+    </w:p>
+    <w:p>
+      <w:pPr>
+        <w:pStyle w:val="BodyText"/>
+      </w:pPr>
+      <w:r>
+        <w:t xml:space="preserve">알렉세이: 대출 금리는 얼마예요?</w:t>
+      </w:r>
+    </w:p>
+    <w:p>
+      <w:pPr>
+        <w:pStyle w:val="BodyText"/>
+      </w:pPr>
+      <w:r>
+        <w:t xml:space="preserve">로마노바: 연 18퍼센트, 기간 최대 10년이에요. 월 상환액은 약 7만 2천.</w:t>
+      </w:r>
+    </w:p>
+    <w:p>
+      <w:pPr>
+        <w:pStyle w:val="BodyText"/>
+      </w:pPr>
+      <w:r>
+        <w:t xml:space="preserve">알렉세이: 월 7만 2천이요? 사무실 임대료보다 많잖아요.</w:t>
       </w:r>
     </w:p>
     <w:p>
@@ -3170,103 +3208,103 @@
         <w:pStyle w:val="BodyText"/>
       </w:pPr>
       <w:r>
-        <w:t xml:space="preserve">알렉세이: 지금은 0이요. 한 달 전에 그만뒀어요. 새 회사 대표예요.</w:t>
-      </w:r>
-    </w:p>
-    <w:p>
-      <w:pPr>
-        <w:pStyle w:val="BodyText"/>
-      </w:pPr>
-      <w:r>
-        <w:t xml:space="preserve">로마노바: 그게 문제예요. 소득이 없으면 담보가 있어도 승인 못 해요. 보증인이 필요해요.</w:t>
-      </w:r>
-    </w:p>
-    <w:p>
-      <w:pPr>
-        <w:pStyle w:val="BodyText"/>
-      </w:pPr>
-      <w:r>
-        <w:t xml:space="preserve">알렉세이: 보증인이요?</w:t>
-      </w:r>
-    </w:p>
-    <w:p>
-      <w:pPr>
-        <w:pStyle w:val="BodyText"/>
-      </w:pPr>
-      <w:r>
-        <w:t xml:space="preserve">로마노바: 선생님이 못 갚으면 대신 갚을 사람. 친척이나 동업자.</w:t>
-      </w:r>
-    </w:p>
-    <w:p>
-      <w:pPr>
-        <w:pStyle w:val="BodyText"/>
-      </w:pPr>
-      <w:r>
-        <w:t xml:space="preserve">이리나: 회사가 알렉세이 니콜라예비치에게 급여를 줄 거예요. 최저지만 공식적으로요.</w:t>
-      </w:r>
-    </w:p>
-    <w:p>
-      <w:pPr>
-        <w:pStyle w:val="BodyText"/>
-      </w:pPr>
-      <w:r>
-        <w:t xml:space="preserve">로마노바: 뭘로요? 여러분이 회사에 넣는 그 돈으로요? 은행은 그걸 다 봐요.</w:t>
-      </w:r>
-    </w:p>
-    <w:p>
-      <w:pPr>
-        <w:pStyle w:val="BodyText"/>
-      </w:pPr>
-      <w:r>
-        <w:t xml:space="preserve">이리나: 보겠죠. 그리고 전부 투명하다는 것도 보겠죠. 돈의 출처를 숨기지 않아요.</w:t>
-      </w:r>
-    </w:p>
-    <w:p>
-      <w:pPr>
-        <w:pStyle w:val="BodyText"/>
-      </w:pPr>
-      <w:r>
-        <w:t xml:space="preserve">로마노바: 감사인이세요? 감사인처럼 말씀하시네요.</w:t>
-      </w:r>
-    </w:p>
-    <w:p>
-      <w:pPr>
-        <w:pStyle w:val="BodyText"/>
-      </w:pPr>
-      <w:r>
-        <w:t xml:space="preserve">이리나: 전직이요. 그렇게 티 나요?</w:t>
-      </w:r>
-    </w:p>
-    <w:p>
-      <w:pPr>
-        <w:pStyle w:val="BodyText"/>
-      </w:pPr>
-      <w:r>
-        <w:t xml:space="preserve">로마노바: 아주요. 감사인들은 늘 「투명하게」라고 하죠. 보통 고객들은 「어떻게든」이라고 하고요.</w:t>
-      </w:r>
-    </w:p>
-    <w:p>
-      <w:pPr>
-        <w:pStyle w:val="BodyText"/>
-      </w:pPr>
-      <w:r>
-        <w:t xml:space="preserve">알렉세이: 아버지가 보증인이 될 수 있어요?</w:t>
-      </w:r>
-    </w:p>
-    <w:p>
-      <w:pPr>
-        <w:pStyle w:val="BodyText"/>
-      </w:pPr>
-      <w:r>
-        <w:t xml:space="preserve">로마노바: 돼요. 소득이나 연금이 있으시면요. 대신 자기 재산으로 책임지셔야 해요.</w:t>
-      </w:r>
-    </w:p>
-    <w:p>
-      <w:pPr>
-        <w:pStyle w:val="BodyText"/>
-      </w:pPr>
-      <w:r>
-        <w:t xml:space="preserve">알렉세이: 아니요. 아버지는 끌어들이지 않을 거예요. 그렇잖아도 반대하세요.</w:t>
+        <w:t xml:space="preserve">알렉세이: 한 달 전에 그만둬서 지금은 0이에요. 새 회사 대표예요.</w:t>
+      </w:r>
+    </w:p>
+    <w:p>
+      <w:pPr>
+        <w:pStyle w:val="BodyText"/>
+      </w:pPr>
+      <w:r>
+        <w:t xml:space="preserve">로마노바: 그게 문제예요. 소득이 없으면 담보가 있어도 승인 못 해서 보증인이 필요해요.</w:t>
+      </w:r>
+    </w:p>
+    <w:p>
+      <w:pPr>
+        <w:pStyle w:val="BodyText"/>
+      </w:pPr>
+      <w:r>
+        <w:t xml:space="preserve">알렉세이: 보증인이요? 누가 될 수 있죠?</w:t>
+      </w:r>
+    </w:p>
+    <w:p>
+      <w:pPr>
+        <w:pStyle w:val="BodyText"/>
+      </w:pPr>
+      <w:r>
+        <w:t xml:space="preserve">로마노바: 선생님이 못 갚으면 대신 갚을 사람이요: 친척이나 동업자.</w:t>
+      </w:r>
+    </w:p>
+    <w:p>
+      <w:pPr>
+        <w:pStyle w:val="BodyText"/>
+      </w:pPr>
+      <w:r>
+        <w:t xml:space="preserve">이리나: 회사가 알렉세이 니콜라예비치에게 급여를 줄 거예요, 최저지만 공식적으로요.</w:t>
+      </w:r>
+    </w:p>
+    <w:p>
+      <w:pPr>
+        <w:pStyle w:val="BodyText"/>
+      </w:pPr>
+      <w:r>
+        <w:t xml:space="preserve">로마노바: 뭘로요? 여러분이 회사에 넣는 바로 그 돈으로요? 은행은 그걸 반드시 봐요.</w:t>
+      </w:r>
+    </w:p>
+    <w:p>
+      <w:pPr>
+        <w:pStyle w:val="BodyText"/>
+      </w:pPr>
+      <w:r>
+        <w:t xml:space="preserve">이리나: 보겠죠. 그리고 돈의 출처를 숨기지 않으니 전부 투명하다는 것도 보겠죠.</w:t>
+      </w:r>
+    </w:p>
+    <w:p>
+      <w:pPr>
+        <w:pStyle w:val="BodyText"/>
+      </w:pPr>
+      <w:r>
+        <w:t xml:space="preserve">로마노바: 혹시 감사인이세요? 꼭 감사인처럼 말씀하시네요.</w:t>
+      </w:r>
+    </w:p>
+    <w:p>
+      <w:pPr>
+        <w:pStyle w:val="BodyText"/>
+      </w:pPr>
+      <w:r>
+        <w:t xml:space="preserve">이리나: 전직 감사인이에요. 그렇게 티가 나요?</w:t>
+      </w:r>
+    </w:p>
+    <w:p>
+      <w:pPr>
+        <w:pStyle w:val="BodyText"/>
+      </w:pPr>
+      <w:r>
+        <w:t xml:space="preserve">로마노바: 아주 티 나요. 감사인들은 늘 「투명하게」라고 하고, 보통 고객들은 「어떻게든」이라고 하죠.</w:t>
+      </w:r>
+    </w:p>
+    <w:p>
+      <w:pPr>
+        <w:pStyle w:val="BodyText"/>
+      </w:pPr>
+      <w:r>
+        <w:t xml:space="preserve">알렉세이: 제 아버지가 보증인이 될 수 있어요?</w:t>
+      </w:r>
+    </w:p>
+    <w:p>
+      <w:pPr>
+        <w:pStyle w:val="BodyText"/>
+      </w:pPr>
+      <w:r>
+        <w:t xml:space="preserve">로마노바: 소득이나 연금이 있으시면 돼요. 하지만 그럼 자기 재산으로 책임지셔야 해요.</w:t>
+      </w:r>
+    </w:p>
+    <w:p>
+      <w:pPr>
+        <w:pStyle w:val="BodyText"/>
+      </w:pPr>
+      <w:r>
+        <w:t xml:space="preserve">알렉세이: 아니요, 아버지는 끌어들이지 않을 거예요. 그렇잖아도 이 일 전체에 반대하세요.</w:t>
       </w:r>
     </w:p>
     <w:bookmarkEnd w:id="34"/>
@@ -3284,23 +3322,23 @@
         <w:pStyle w:val="FirstParagraph"/>
       </w:pPr>
       <w:r>
-        <w:t xml:space="preserve">그리고리예프: 그리고리예프입니다. 무역금융. 이력 없는 수입업자라고 들었어요.</w:t>
-      </w:r>
-    </w:p>
-    <w:p>
-      <w:pPr>
-        <w:pStyle w:val="BodyText"/>
-      </w:pPr>
-      <w:r>
-        <w:t xml:space="preserve">이리나: 아직은 이력이 없어요. 매출도요. 하지만 한국 제조사와의 계약이 있어요.</w:t>
-      </w:r>
-    </w:p>
-    <w:p>
-      <w:pPr>
-        <w:pStyle w:val="BodyText"/>
-      </w:pPr>
-      <w:r>
-        <w:t xml:space="preserve">그리고리예프: 보여 주세요. 의향서. 조건 다섯. 여섯째는 — 빈 줄?</w:t>
+        <w:t xml:space="preserve">그리고리예프: 무역금융 담당 그리고리예프입니다. 이력 없는 수입업자라고 들었어요.</w:t>
+      </w:r>
+    </w:p>
+    <w:p>
+      <w:pPr>
+        <w:pStyle w:val="BodyText"/>
+      </w:pPr>
+      <w:r>
+        <w:t xml:space="preserve">이리나: 아직은 이력도 매출도 없지만, 한국 제조사와의 계약이 있어요.</w:t>
+      </w:r>
+    </w:p>
+    <w:p>
+      <w:pPr>
+        <w:pStyle w:val="BodyText"/>
+      </w:pPr>
+      <w:r>
+        <w:t xml:space="preserve">그리고리예프: 보여 주세요. 의향서, 조건 다섯. 여섯째는 빈 줄이고요?</w:t>
       </w:r>
     </w:p>
     <w:p>
@@ -3316,127 +3354,127 @@
         <w:pStyle w:val="BodyText"/>
       </w:pPr>
       <w:r>
-        <w:t xml:space="preserve">그리고리예프: 「아마도」는 은행엔 나쁜 단어예요. 하지만 유예 대신 신용장을 제안할 수 있어요.</w:t>
-      </w:r>
-    </w:p>
-    <w:p>
-      <w:pPr>
-        <w:pStyle w:val="BodyText"/>
-      </w:pPr>
-      <w:r>
-        <w:t xml:space="preserve">알렉세이: 신용장이 뭐예요? 쉽게요.</w:t>
-      </w:r>
-    </w:p>
-    <w:p>
-      <w:pPr>
-        <w:pStyle w:val="BodyText"/>
-      </w:pPr>
-      <w:r>
-        <w:t xml:space="preserve">그리고리예프: 한국 측이 물건을 선적하고 서류를 제시하면 은행이 대금을 지급하겠다고 약속하는 거예요. 한국 측은 안심하죠, 은행이 보증하니까. 여러분도 안심하죠, 실제 선적이 있어야 돈이 나가니까. 은행 빼고 다 안심이에요.</w:t>
-      </w:r>
-    </w:p>
-    <w:p>
-      <w:pPr>
-        <w:pStyle w:val="BodyText"/>
-      </w:pPr>
-      <w:r>
-        <w:t xml:space="preserve">이리나: 은행은 그 돈을 어디서 가져와요?</w:t>
-      </w:r>
-    </w:p>
-    <w:p>
-      <w:pPr>
-        <w:pStyle w:val="BodyText"/>
-      </w:pPr>
-      <w:r>
-        <w:t xml:space="preserve">그리고리예프: 그게 핵심 질문이죠. 신규 회사는 여러분 담보금으로만. 계좌에 미리 100퍼센트.</w:t>
-      </w:r>
-    </w:p>
-    <w:p>
-      <w:pPr>
-        <w:pStyle w:val="BodyText"/>
-      </w:pPr>
-      <w:r>
-        <w:t xml:space="preserve">알렉세이: 그러니까 결국 미리 내는 거네요? 은행에요?</w:t>
-      </w:r>
-    </w:p>
-    <w:p>
-      <w:pPr>
-        <w:pStyle w:val="BodyText"/>
-      </w:pPr>
-      <w:r>
-        <w:t xml:space="preserve">그리고리예프: 맞아요. 현금 공백은 안 풀려요. 대신 다른 걸 풀죠 — 신뢰.</w:t>
-      </w:r>
-    </w:p>
-    <w:p>
-      <w:pPr>
-        <w:pStyle w:val="BodyText"/>
-      </w:pPr>
-      <w:r>
-        <w:t xml:space="preserve">이리나: 신뢰. 한국 대표님이 그랬어요: 「유예는 신뢰 다음」.</w:t>
-      </w:r>
-    </w:p>
-    <w:p>
-      <w:pPr>
-        <w:pStyle w:val="BodyText"/>
-      </w:pPr>
-      <w:r>
-        <w:t xml:space="preserve">그리고리예프: 현명한 대표네요. 신용장은 은행에서 사는 신뢰예요. 비싸지만, 자기 신뢰가 없을 때는 통하죠.</w:t>
-      </w:r>
-    </w:p>
-    <w:p>
-      <w:pPr>
-        <w:pStyle w:val="BodyText"/>
-      </w:pPr>
-      <w:r>
-        <w:t xml:space="preserve">알렉세이: 그 신뢰는 얼마예요?</w:t>
-      </w:r>
-    </w:p>
-    <w:p>
-      <w:pPr>
-        <w:pStyle w:val="BodyText"/>
-      </w:pPr>
-      <w:r>
-        <w:t xml:space="preserve">그리고리예프: 수수료 약 1퍼센트. 그리고 돈이 묶여 있죠.</w:t>
-      </w:r>
-    </w:p>
-    <w:p>
-      <w:pPr>
-        <w:pStyle w:val="BodyText"/>
-      </w:pPr>
-      <w:r>
-        <w:t xml:space="preserve">알렉세이: 그다음엔요? 이력이 생기면요?</w:t>
-      </w:r>
-    </w:p>
-    <w:p>
-      <w:pPr>
-        <w:pStyle w:val="BodyText"/>
-      </w:pPr>
-      <w:r>
-        <w:t xml:space="preserve">그리고리예프: 거래가 생기면 전액 담보 없이 신용장을 열어 드려요. 1~2년 뒤. 정직하게 결제하시면.</w:t>
-      </w:r>
-    </w:p>
-    <w:p>
-      <w:pPr>
-        <w:pStyle w:val="BodyText"/>
-      </w:pPr>
-      <w:r>
-        <w:t xml:space="preserve">이리나: 외환 통제는요? 계약이 달러예요.</w:t>
-      </w:r>
-    </w:p>
-    <w:p>
-      <w:pPr>
-        <w:pStyle w:val="BodyText"/>
-      </w:pPr>
-      <w:r>
-        <w:t xml:space="preserve">그리고리예프: 계약을 은행에 등록해야 해요. 지급마다 서류와 함께. 수입, 통관, 기한.</w:t>
-      </w:r>
-    </w:p>
-    <w:p>
-      <w:pPr>
-        <w:pStyle w:val="BodyText"/>
-      </w:pPr>
-      <w:r>
-        <w:t xml:space="preserve">이리나: 저 외환 통제 좋아해요. 1코페이카까지 맞아야 하니까.</w:t>
+        <w:t xml:space="preserve">그리고리예프: 「아마도」는 은행엔 나쁜 단어예요. 하지만 유예 대신 신용장을 제안해 드릴 수 있어요.</w:t>
+      </w:r>
+    </w:p>
+    <w:p>
+      <w:pPr>
+        <w:pStyle w:val="BodyText"/>
+      </w:pPr>
+      <w:r>
+        <w:t xml:space="preserve">알렉세이: 신용장이 뭐예요? 쉬운 말로 설명해 주세요.</w:t>
+      </w:r>
+    </w:p>
+    <w:p>
+      <w:pPr>
+        <w:pStyle w:val="BodyText"/>
+      </w:pPr>
+      <w:r>
+        <w:t xml:space="preserve">그리고리예프: 한국 측이 물건을 선적하고 서류를 제시하면 은행이 대금을 지급하겠다고 약속하는 거예요. 한국 측은 안심하죠, 은행이 보증하니까. 여러분도 안심하죠, 실제 선적이 있어야 돈이 나가니까. 은행 빼고 다 안심이에요, 그 대가로 은행이 돈을 받는 거고요.</w:t>
+      </w:r>
+    </w:p>
+    <w:p>
+      <w:pPr>
+        <w:pStyle w:val="BodyText"/>
+      </w:pPr>
+      <w:r>
+        <w:t xml:space="preserve">이리나: 은행은 지급할 돈을 어디서 가져와요?</w:t>
+      </w:r>
+    </w:p>
+    <w:p>
+      <w:pPr>
+        <w:pStyle w:val="BodyText"/>
+      </w:pPr>
+      <w:r>
+        <w:t xml:space="preserve">그리고리예프: 그게 핵심 질문이죠. 신규 회사는 여러분 담보금으로만, 그러니까 계좌에 미리 100퍼센트요.</w:t>
+      </w:r>
+    </w:p>
+    <w:p>
+      <w:pPr>
+        <w:pStyle w:val="BodyText"/>
+      </w:pPr>
+      <w:r>
+        <w:t xml:space="preserve">알렉세이: 그러니까 결국 미리 내는 거네요, 한국 측이 아니라 은행에요?</w:t>
+      </w:r>
+    </w:p>
+    <w:p>
+      <w:pPr>
+        <w:pStyle w:val="BodyText"/>
+      </w:pPr>
+      <w:r>
+        <w:t xml:space="preserve">그리고리예프: 맞아요. 현금 공백은 안 풀리지만 다른 걸 풀죠 — 신뢰.</w:t>
+      </w:r>
+    </w:p>
+    <w:p>
+      <w:pPr>
+        <w:pStyle w:val="BodyText"/>
+      </w:pPr>
+      <w:r>
+        <w:t xml:space="preserve">이리나: 신뢰… 한국 대표님이 바로 그랬어요: 「유예는 신뢰 다음」.</w:t>
+      </w:r>
+    </w:p>
+    <w:p>
+      <w:pPr>
+        <w:pStyle w:val="BodyText"/>
+      </w:pPr>
+      <w:r>
+        <w:t xml:space="preserve">그리고리예프: 현명한 대표네요. 신용장은 은행에서 사는 신뢰예요. 비싸지만, 자기 신뢰가 없을 동안은 통하죠.</w:t>
+      </w:r>
+    </w:p>
+    <w:p>
+      <w:pPr>
+        <w:pStyle w:val="BodyText"/>
+      </w:pPr>
+      <w:r>
+        <w:t xml:space="preserve">알렉세이: 그런 신뢰는 얼마예요?</w:t>
+      </w:r>
+    </w:p>
+    <w:p>
+      <w:pPr>
+        <w:pStyle w:val="BodyText"/>
+      </w:pPr>
+      <w:r>
+        <w:t xml:space="preserve">그리고리예프: 수수료 약 1퍼센트. 그리고 그동안 돈이 묶여 있죠.</w:t>
+      </w:r>
+    </w:p>
+    <w:p>
+      <w:pPr>
+        <w:pStyle w:val="BodyText"/>
+      </w:pPr>
+      <w:r>
+        <w:t xml:space="preserve">알렉세이: 그다음엔요, 저희에게 이력이 생기면요?</w:t>
+      </w:r>
+    </w:p>
+    <w:p>
+      <w:pPr>
+        <w:pStyle w:val="BodyText"/>
+      </w:pPr>
+      <w:r>
+        <w:t xml:space="preserve">그리고리예프: 거래가 생기면 1~2년 뒤 전액 담보 없이 신용장을 열어 드려요. 정직하게 결제하시면요.</w:t>
+      </w:r>
+    </w:p>
+    <w:p>
+      <w:pPr>
+        <w:pStyle w:val="BodyText"/>
+      </w:pPr>
+      <w:r>
+        <w:t xml:space="preserve">이리나: 외환 통제는 어떻게 하죠? 계약이 달러거든요.</w:t>
+      </w:r>
+    </w:p>
+    <w:p>
+      <w:pPr>
+        <w:pStyle w:val="BodyText"/>
+      </w:pPr>
+      <w:r>
+        <w:t xml:space="preserve">그리고리예프: 계약을 은행에 등록해야 하고, 지급마다 서류가 따라가요: 수입, 통관, 기한.</w:t>
+      </w:r>
+    </w:p>
+    <w:p>
+      <w:pPr>
+        <w:pStyle w:val="BodyText"/>
+      </w:pPr>
+      <w:r>
+        <w:t xml:space="preserve">이리나: 저 외환 통제 좋아해요, 1코페이카까지 맞아야 하니까요.</w:t>
       </w:r>
     </w:p>
     <w:p>
@@ -3452,71 +3490,71 @@
         <w:pStyle w:val="BodyText"/>
       </w:pPr>
       <w:r>
-        <w:t xml:space="preserve">알렉세이: 지금은 뭘 조언하시겠어요? 솔직하게요.</w:t>
-      </w:r>
-    </w:p>
-    <w:p>
-      <w:pPr>
-        <w:pStyle w:val="BodyText"/>
-      </w:pPr>
-      <w:r>
-        <w:t xml:space="preserve">그리고리예프: 솔직히? 급여가 없으면 18퍼센트 대출은 받지 마세요. 첫 컨테이너 대금도 미리 내지 마세요. 한국 측과 합의하세요. 그리고 「빨리」를 약속하는 사람은 믿지 마세요.</w:t>
-      </w:r>
-    </w:p>
-    <w:p>
-      <w:pPr>
-        <w:pStyle w:val="BodyText"/>
-      </w:pPr>
-      <w:r>
-        <w:t xml:space="preserve">알렉세이: 한국 측은 「신뢰 다음」이라고 했어요.</w:t>
-      </w:r>
-    </w:p>
-    <w:p>
-      <w:pPr>
-        <w:pStyle w:val="BodyText"/>
-      </w:pPr>
-      <w:r>
-        <w:t xml:space="preserve">그리고리예프: 그럼 신뢰를 더 일찍 보여 주세요. 말이 아니라 서류와 사소한 것들로.</w:t>
-      </w:r>
-    </w:p>
-    <w:p>
-      <w:pPr>
-        <w:pStyle w:val="BodyText"/>
-      </w:pPr>
-      <w:r>
-        <w:t xml:space="preserve">이리나: 사소한 것들은 자신 있어요. 우리 기업 협약엔 판지까지 적혀 있어요.</w:t>
-      </w:r>
-    </w:p>
-    <w:p>
-      <w:pPr>
-        <w:pStyle w:val="BodyText"/>
-      </w:pPr>
-      <w:r>
-        <w:t xml:space="preserve">그리고리예프: 판지요?</w:t>
-      </w:r>
-    </w:p>
-    <w:p>
-      <w:pPr>
-        <w:pStyle w:val="BodyText"/>
-      </w:pPr>
-      <w:r>
-        <w:t xml:space="preserve">알렉세이: 묻지 마세요. 길어요. 감사합니다, 파벨 안드레예비치.</w:t>
-      </w:r>
-    </w:p>
-    <w:p>
-      <w:pPr>
-        <w:pStyle w:val="BodyText"/>
-      </w:pPr>
-      <w:r>
-        <w:t xml:space="preserve">그리고리예프: 1년 뒤에 오세요. 매출을 들고. 신용장을 열어 드릴게요. 지금처럼 하신다면 담보 없이.</w:t>
-      </w:r>
-    </w:p>
-    <w:p>
-      <w:pPr>
-        <w:pStyle w:val="BodyText"/>
-      </w:pPr>
-      <w:r>
-        <w:t xml:space="preserve">이리나: 1년 뒤. 알림을 설정할게요. 표에요.</w:t>
+        <w:t xml:space="preserve">알렉세이: 지금 저희에게 뭘 조언하시겠어요? 솔직하게요.</w:t>
+      </w:r>
+    </w:p>
+    <w:p>
+      <w:pPr>
+        <w:pStyle w:val="BodyText"/>
+      </w:pPr>
+      <w:r>
+        <w:t xml:space="preserve">그리고리예프: 솔직히? 급여가 없으면 18퍼센트 대출은 받지 마세요. 첫 컨테이너 대금도 미리 내지 마세요. 한국 측과 합의하세요. 그리고 「빨리」를 약속하는 사람은 믿지 마세요, 빠른 건 늘 비싸니까요.</w:t>
+      </w:r>
+    </w:p>
+    <w:p>
+      <w:pPr>
+        <w:pStyle w:val="BodyText"/>
+      </w:pPr>
+      <w:r>
+        <w:t xml:space="preserve">알렉세이: 그런데 한국 측은 유예가 「신뢰 다음」에만 된다고 했어요.</w:t>
+      </w:r>
+    </w:p>
+    <w:p>
+      <w:pPr>
+        <w:pStyle w:val="BodyText"/>
+      </w:pPr>
+      <w:r>
+        <w:t xml:space="preserve">그리고리예프: 그럼 신뢰를 더 일찍 보여 주세요, 말이 아니라 서류와 사소한 것들로요.</w:t>
+      </w:r>
+    </w:p>
+    <w:p>
+      <w:pPr>
+        <w:pStyle w:val="BodyText"/>
+      </w:pPr>
+      <w:r>
+        <w:t xml:space="preserve">이리나: 사소한 것들은 자신 있어요. 우리 기업 협약엔 판지까지 적혀 있거든요.</w:t>
+      </w:r>
+    </w:p>
+    <w:p>
+      <w:pPr>
+        <w:pStyle w:val="BodyText"/>
+      </w:pPr>
+      <w:r>
+        <w:t xml:space="preserve">그리고리예프: 판지요? 무슨 판지요?</w:t>
+      </w:r>
+    </w:p>
+    <w:p>
+      <w:pPr>
+        <w:pStyle w:val="BodyText"/>
+      </w:pPr>
+      <w:r>
+        <w:t xml:space="preserve">알렉세이: 묻지 마세요, 긴 이야기예요. 감사합니다, 파벨 안드레예비치.</w:t>
+      </w:r>
+    </w:p>
+    <w:p>
+      <w:pPr>
+        <w:pStyle w:val="BodyText"/>
+      </w:pPr>
+      <w:r>
+        <w:t xml:space="preserve">그리고리예프: 1년 뒤에 매출을 들고 오세요, 신용장을 열어 드릴게요. 지금처럼 하신다면 담보 없이요.</w:t>
+      </w:r>
+    </w:p>
+    <w:p>
+      <w:pPr>
+        <w:pStyle w:val="BodyText"/>
+      </w:pPr>
+      <w:r>
+        <w:t xml:space="preserve">이리나: 1년 뒤. 표에 바로 알림을 설정해 둘게요.</w:t>
       </w:r>
     </w:p>
     <w:bookmarkEnd w:id="35"/>
@@ -3534,63 +3572,63 @@
         <w:pStyle w:val="FirstParagraph"/>
       </w:pPr>
       <w:r>
-        <w:t xml:space="preserve">알렉세이: 대출 서명합시다. 18퍼센트, 아버지는 보증인 아니고, 급여는 회사에서. 오늘 감정 신청할게요.</w:t>
-      </w:r>
-    </w:p>
-    <w:p>
-      <w:pPr>
-        <w:pStyle w:val="BodyText"/>
-      </w:pPr>
-      <w:r>
-        <w:t xml:space="preserve">이리나: 잠깐만요. 앉으세요. 소리 내서 계산해도 될까요?</w:t>
-      </w:r>
-    </w:p>
-    <w:p>
-      <w:pPr>
-        <w:pStyle w:val="BodyText"/>
-      </w:pPr>
-      <w:r>
-        <w:t xml:space="preserve">알렉세이: 하세요. 다만 빨리.</w:t>
-      </w:r>
-    </w:p>
-    <w:p>
-      <w:pPr>
-        <w:pStyle w:val="BodyText"/>
-      </w:pPr>
-      <w:r>
-        <w:t xml:space="preserve">이리나: 월 상환 7만 2천. 회사 급여는 5만. 세후 4만 3천. 매달 2만 9천이 모자라요. 매달. 다른 소득은 없고요.</w:t>
-      </w:r>
-    </w:p>
-    <w:p>
-      <w:pPr>
-        <w:pStyle w:val="BodyText"/>
-      </w:pPr>
-      <w:r>
-        <w:t xml:space="preserve">알렉세이: 저축에서 꺼내 쓸게요.</w:t>
-      </w:r>
-    </w:p>
-    <w:p>
-      <w:pPr>
-        <w:pStyle w:val="BodyText"/>
-      </w:pPr>
-      <w:r>
-        <w:t xml:space="preserve">이리나: 당신 저축은 300만이에요. 그걸 전부 회사에 대여금으로 줘요. 300 전부.</w:t>
-      </w:r>
-    </w:p>
-    <w:p>
-      <w:pPr>
-        <w:pStyle w:val="BodyText"/>
-      </w:pPr>
-      <w:r>
-        <w:t xml:space="preserve">알렉세이: 그럼 조금 남겨 둘게요.</w:t>
-      </w:r>
-    </w:p>
-    <w:p>
-      <w:pPr>
-        <w:pStyle w:val="BodyText"/>
-      </w:pPr>
-      <w:r>
-        <w:t xml:space="preserve">이리나: 조금이 아니라 대출 상환 1년 치. 86만 4천. 그건 회사에 주면 안 돼요.</w:t>
+        <w:t xml:space="preserve">알렉세이: 대출 서명합시다: 18퍼센트, 아버지는 보증인 아니고, 급여는 회사에서. 오늘 바로 감정 신청할게요.</w:t>
+      </w:r>
+    </w:p>
+    <w:p>
+      <w:pPr>
+        <w:pStyle w:val="BodyText"/>
+      </w:pPr>
+      <w:r>
+        <w:t xml:space="preserve">이리나: 잠깐만요, 앉아 보세요. 소리 내서 계산해도 될까요?</w:t>
+      </w:r>
+    </w:p>
+    <w:p>
+      <w:pPr>
+        <w:pStyle w:val="BodyText"/>
+      </w:pPr>
+      <w:r>
+        <w:t xml:space="preserve">알렉세이: 하세요, 다만 좀 빨리요.</w:t>
+      </w:r>
+    </w:p>
+    <w:p>
+      <w:pPr>
+        <w:pStyle w:val="BodyText"/>
+      </w:pPr>
+      <w:r>
+        <w:t xml:space="preserve">이리나: 월 상환 7만 2천. 회사 급여는 5만, 세후 4만 3천. 매달 2만 9천이 모자라요. 다른 소득은 없고, 앞으로 1년 동안도 없을 거예요.</w:t>
+      </w:r>
+    </w:p>
+    <w:p>
+      <w:pPr>
+        <w:pStyle w:val="BodyText"/>
+      </w:pPr>
+      <w:r>
+        <w:t xml:space="preserve">알렉세이: 그럼 차액은 저축에서 꺼내 쓸게요.</w:t>
+      </w:r>
+    </w:p>
+    <w:p>
+      <w:pPr>
+        <w:pStyle w:val="BodyText"/>
+      </w:pPr>
+      <w:r>
+        <w:t xml:space="preserve">이리나: 당신 저축은 300만이고, 그걸 전부 회사에 대여금으로 줘요, 300 전부.</w:t>
+      </w:r>
+    </w:p>
+    <w:p>
+      <w:pPr>
+        <w:pStyle w:val="BodyText"/>
+      </w:pPr>
+      <w:r>
+        <w:t xml:space="preserve">알렉세이: 그럼 저한테 조금 남겨 둘게요.</w:t>
+      </w:r>
+    </w:p>
+    <w:p>
+      <w:pPr>
+        <w:pStyle w:val="BodyText"/>
+      </w:pPr>
+      <w:r>
+        <w:t xml:space="preserve">이리나: 조금이 아니라 대출 상환 1년 치, 그러니까 86만 4천이요. 그건 회사에 주면 안 돼요.</w:t>
       </w:r>
     </w:p>
     <w:p>
@@ -3606,7 +3644,7 @@
         <w:pStyle w:val="BodyText"/>
       </w:pPr>
       <w:r>
-        <w:t xml:space="preserve">이리나: 모자라겠죠. 현금 공백이 거의 800만이 돼요. 하지만 상환을 못 하면 은행이 아파트를 가져가요. 이건 표가 아니에요. 당신 인생이에요. 은행은 판지를 읽지 않아요.</w:t>
+        <w:t xml:space="preserve">이리나: 모자라겠죠. 현금 공백이 거의 800만이 돼요. 하지만 상환을 못 하면 은행이 아파트를 가져가요. 이건 표가 아니에요. 당신 인생이에요. 은행은 판지를 읽지 않아요. 그래서 나중에 당신 살 집을 찾아다니느니 지금 표의 구멍을 보여 주는 게 나아요.</w:t>
       </w:r>
     </w:p>
     <w:p>
@@ -3638,23 +3676,23 @@
         <w:pStyle w:val="BodyText"/>
       </w:pPr>
       <w:r>
-        <w:t xml:space="preserve">이리나: 아무도 말 안 해요. 보여 줄 거예요. 구멍 있는 표가 구멍 없는 예쁜 표보다 나아요.</w:t>
-      </w:r>
-    </w:p>
-    <w:p>
-      <w:pPr>
-        <w:pStyle w:val="BodyText"/>
-      </w:pPr>
-      <w:r>
-        <w:t xml:space="preserve">알렉세이: 왜요?</w:t>
-      </w:r>
-    </w:p>
-    <w:p>
-      <w:pPr>
-        <w:pStyle w:val="BodyText"/>
-      </w:pPr>
-      <w:r>
-        <w:t xml:space="preserve">이리나: 예쁜 표는 검토하다가 구멍을 스스로 찾아요. 그럼 「신뢰 다음」이 「절대 안 됨」이 되죠.</w:t>
+        <w:t xml:space="preserve">이리나: 아무도 말 안 하고, 보여 줄 거예요. 구멍 있는 표가 구멍 없는 예쁜 표보다 나아요.</w:t>
+      </w:r>
+    </w:p>
+    <w:p>
+      <w:pPr>
+        <w:pStyle w:val="BodyText"/>
+      </w:pPr>
+      <w:r>
+        <w:t xml:space="preserve">알렉세이: 왜 그렇게 생각하세요?</w:t>
+      </w:r>
+    </w:p>
+    <w:p>
+      <w:pPr>
+        <w:pStyle w:val="BodyText"/>
+      </w:pPr>
+      <w:r>
+        <w:t xml:space="preserve">이리나: 예쁜 표는 검토하다가 구멍을 스스로 찾으니까요. 그럼 「신뢰 다음」이 「절대 안 됨」이 되죠.</w:t>
       </w:r>
     </w:p>
     <w:p>
@@ -3670,63 +3708,63 @@
         <w:pStyle w:val="BodyText"/>
       </w:pPr>
       <w:r>
-        <w:t xml:space="preserve">이리나: 전부 보여 주자는 거예요. 할머님이 진료 일지를 보여 주셨던 것처럼. 은행보다 빨리 이해하실 거예요.</w:t>
-      </w:r>
-    </w:p>
-    <w:p>
-      <w:pPr>
-        <w:pStyle w:val="BodyText"/>
-      </w:pPr>
-      <w:r>
-        <w:t xml:space="preserve">알렉세이: 좋아요. 대출 서명할게요. 다만 당신 조건대로: 1년 치 상환금은 따로 떼어 둘게요.</w:t>
-      </w:r>
-    </w:p>
-    <w:p>
-      <w:pPr>
-        <w:pStyle w:val="BodyText"/>
-      </w:pPr>
-      <w:r>
-        <w:t xml:space="preserve">이리나: 그리고 보험. 생명과 아파트. 당신에게 무슨 일이 생기면 아파트는 은행이 아니라 부모님께 가요. 아버님은 그걸 못 견디실 거예요. 은행도 좋아하지 않을 거고요.</w:t>
-      </w:r>
-    </w:p>
-    <w:p>
-      <w:pPr>
-        <w:pStyle w:val="BodyText"/>
-      </w:pPr>
-      <w:r>
-        <w:t xml:space="preserve">알렉세이: 그것까지 계산하셨어요?</w:t>
-      </w:r>
-    </w:p>
-    <w:p>
-      <w:pPr>
-        <w:pStyle w:val="BodyText"/>
-      </w:pPr>
-      <w:r>
-        <w:t xml:space="preserve">이리나: 그걸 제일 먼저 계산했어요. 당신은 대표예요. 당신 없으면 회사도 없어요. 그것도 위험이에요. 표에서 가장 큰 위험. 환율보다, 어떤 심사관보다 더 커요.</w:t>
-      </w:r>
-    </w:p>
-    <w:p>
-      <w:pPr>
-        <w:pStyle w:val="BodyText"/>
-      </w:pPr>
-      <w:r>
-        <w:t xml:space="preserve">알렉세이: 이리나. 말 놓아도 될까요?</w:t>
-      </w:r>
-    </w:p>
-    <w:p>
-      <w:pPr>
-        <w:pStyle w:val="BodyText"/>
-      </w:pPr>
-      <w:r>
-        <w:t xml:space="preserve">이리나: 안 돼요. 아직은. 그래도 물어봐 줘서 고마워요. 좋은 신호예요.</w:t>
-      </w:r>
-    </w:p>
-    <w:p>
-      <w:pPr>
-        <w:pStyle w:val="BodyText"/>
-      </w:pPr>
-      <w:r>
-        <w:t xml:space="preserve">알렉세이: 그럼 로마노바한테 돌아가죠. 감정, 보험, 따로 떼어 둔 1년. 전부 투명하게.</w:t>
+        <w:t xml:space="preserve">이리나: 할머님이 진료 일지를 보여 주셨던 것처럼 전부 보여 주자는 거예요. 은행보다 빨리 이해하실 거예요.</w:t>
+      </w:r>
+    </w:p>
+    <w:p>
+      <w:pPr>
+        <w:pStyle w:val="BodyText"/>
+      </w:pPr>
+      <w:r>
+        <w:t xml:space="preserve">알렉세이: 좋아요, 대출 서명할게요. 다만 당신 조건대로: 1년 치 상환금은 따로 떼어 둘게요.</w:t>
+      </w:r>
+    </w:p>
+    <w:p>
+      <w:pPr>
+        <w:pStyle w:val="BodyText"/>
+      </w:pPr>
+      <w:r>
+        <w:t xml:space="preserve">이리나: 그리고 보험도요: 생명과 아파트. 당신에게 무슨 일이 생기면 아파트는 은행이 아니라 부모님께 가요. 아버님은 그걸 못 견디실 거고, 은행도 좋아하지 않겠죠, 물론 은행은 상관없겠지만요.</w:t>
+      </w:r>
+    </w:p>
+    <w:p>
+      <w:pPr>
+        <w:pStyle w:val="BodyText"/>
+      </w:pPr>
+      <w:r>
+        <w:t xml:space="preserve">알렉세이: 설마 그것까지 벌써 계산하셨어요?</w:t>
+      </w:r>
+    </w:p>
+    <w:p>
+      <w:pPr>
+        <w:pStyle w:val="BodyText"/>
+      </w:pPr>
+      <w:r>
+        <w:t xml:space="preserve">이리나: 그걸 제일 먼저 계산했어요. 당신은 대표예요. 당신 없으면 회사도 없어요. 그것도 위험이에요. 표에서 가장 큰 위험. 환율보다, 그리고 아무리 엄격한 심사관보다도 더 커요.</w:t>
+      </w:r>
+    </w:p>
+    <w:p>
+      <w:pPr>
+        <w:pStyle w:val="BodyText"/>
+      </w:pPr>
+      <w:r>
+        <w:t xml:space="preserve">알렉세이: 이리나, 우리 말 놓아도 될까요?</w:t>
+      </w:r>
+    </w:p>
+    <w:p>
+      <w:pPr>
+        <w:pStyle w:val="BodyText"/>
+      </w:pPr>
+      <w:r>
+        <w:t xml:space="preserve">이리나: 아직은 안 돼요. 그래도 물어봐 줘서 고마워요, 좋은 신호예요.</w:t>
+      </w:r>
+    </w:p>
+    <w:p>
+      <w:pPr>
+        <w:pStyle w:val="BodyText"/>
+      </w:pPr>
+      <w:r>
+        <w:t xml:space="preserve">알렉세이: 그럼 로마노바한테 돌아가죠: 감정, 보험, 따로 떼어 둔 1년, 전부 투명하게.</w:t>
       </w:r>
     </w:p>
     <w:bookmarkEnd w:id="36"/>
@@ -3752,23 +3790,23 @@
         <w:pStyle w:val="BodyText"/>
       </w:pPr>
       <w:r>
-        <w:t xml:space="preserve">알렉세이: 저한테 줬어요. 회사가 아니라. 아파트 담보로. 18퍼센트. 2주 뒤에요.</w:t>
-      </w:r>
-    </w:p>
-    <w:p>
-      <w:pPr>
-        <w:pStyle w:val="BodyText"/>
-      </w:pPr>
-      <w:r>
-        <w:t xml:space="preserve">올가: 18. 등록까지 남은 개월 수랑 같네요. 상징적이야.</w:t>
-      </w:r>
-    </w:p>
-    <w:p>
-      <w:pPr>
-        <w:pStyle w:val="BodyText"/>
-      </w:pPr>
-      <w:r>
-        <w:t xml:space="preserve">이리나: 그리고 현금 공백은 거의 800만이에요. 알렉세이는 1년 치 상환금을 따로 떼어 뒀어요.</w:t>
+        <w:t xml:space="preserve">알렉세이: 회사가 아니라 저한테 줬어요, 아파트 담보로 18퍼센트에. 2주 뒤에요.</w:t>
+      </w:r>
+    </w:p>
+    <w:p>
+      <w:pPr>
+        <w:pStyle w:val="BodyText"/>
+      </w:pPr>
+      <w:r>
+        <w:t xml:space="preserve">올가: 18. 등록까지 남은 개월 수랑 같네요. 아주 상징적이야.</w:t>
+      </w:r>
+    </w:p>
+    <w:p>
+      <w:pPr>
+        <w:pStyle w:val="BodyText"/>
+      </w:pPr>
+      <w:r>
+        <w:t xml:space="preserve">이리나: 그리고 이제 현금 공백은 거의 800만이에요. 알렉세이는 1년 치 상환금을 따로 떼어 뒀어요.</w:t>
       </w:r>
     </w:p>
     <w:p>
@@ -3792,71 +3830,71 @@
         <w:pStyle w:val="BodyText"/>
       </w:pPr>
       <w:r>
-        <w:t xml:space="preserve">올가: 시작해요. 시험에 800만이 한꺼번에 필요한 건 아니에요. 샘플이 필요하죠. 샘플은 무료예요. 한국 측이 약속했어요.</w:t>
-      </w:r>
-    </w:p>
-    <w:p>
-      <w:pPr>
-        <w:pStyle w:val="BodyText"/>
-      </w:pPr>
-      <w:r>
-        <w:t xml:space="preserve">이리나: 그럼 우리가 처음 내는 돈은 컨테이너가 아니에요. 샘플 통관비예요.</w:t>
-      </w:r>
-    </w:p>
-    <w:p>
-      <w:pPr>
-        <w:pStyle w:val="BodyText"/>
-      </w:pPr>
-      <w:r>
-        <w:t xml:space="preserve">올가: 통관. 진짜 문제는 거기서 시작돼요. 한국 측은 러시아에 샘플을 보낸 적이 한 번도 없거든요.</w:t>
-      </w:r>
-    </w:p>
-    <w:p>
-      <w:pPr>
-        <w:pStyle w:val="BodyText"/>
-      </w:pPr>
-      <w:r>
-        <w:t xml:space="preserve">알렉세이: 정 팀장님이 벌써 보냈어요. 일주일 뒤 셰레메티예보에 도착해요.</w:t>
-      </w:r>
-    </w:p>
-    <w:p>
-      <w:pPr>
-        <w:pStyle w:val="BodyText"/>
-      </w:pPr>
-      <w:r>
-        <w:t xml:space="preserve">올가: 일주일 뒤 도착하겠죠. 언제 받느냐는 다른 문제고요.</w:t>
-      </w:r>
-    </w:p>
-    <w:p>
-      <w:pPr>
-        <w:pStyle w:val="BodyText"/>
-      </w:pPr>
-      <w:r>
-        <w:t xml:space="preserve">알렉세이: 그럼 제가 직접 공항에 갈게요.</w:t>
-      </w:r>
-    </w:p>
-    <w:p>
-      <w:pPr>
-        <w:pStyle w:val="BodyText"/>
-      </w:pPr>
-      <w:r>
-        <w:t xml:space="preserve">올가: 당신은 안 돼요. 서두를 테니까. 벨로바가 가요. 서류철 들고.</w:t>
-      </w:r>
-    </w:p>
-    <w:p>
-      <w:pPr>
-        <w:pStyle w:val="BodyText"/>
-      </w:pPr>
-      <w:r>
-        <w:t xml:space="preserve">이리나: 서류철 벌써 챙겼어요. 송장, 포장 명세서, 제조사 서신, NDA, 비상업적 목적 서신. 서류 열두 개. 원본을 세관이 잃어버릴 경우를 대비해 전부 사본까지.</w:t>
-      </w:r>
-    </w:p>
-    <w:p>
-      <w:pPr>
-        <w:pStyle w:val="BodyText"/>
-      </w:pPr>
-      <w:r>
-        <w:t xml:space="preserve">올가: 열두 개. 세관은 반드시 열세 번째를 달라고 할 거예요. 자연의 법칙이에요, 벨로바. 그 법칙에 서운해하지 마요.</w:t>
+        <w:t xml:space="preserve">올가: 시작해요. 시험에 800만이 한꺼번에 필요한 건 아니고, 샘플이 필요하죠. 샘플은 무료고, 한국 측이 약속했어요.</w:t>
+      </w:r>
+    </w:p>
+    <w:p>
+      <w:pPr>
+        <w:pStyle w:val="BodyText"/>
+      </w:pPr>
+      <w:r>
+        <w:t xml:space="preserve">이리나: 그럼 우리가 처음 내는 돈은 컨테이너가 아니라 샘플 통관비네요.</w:t>
+      </w:r>
+    </w:p>
+    <w:p>
+      <w:pPr>
+        <w:pStyle w:val="BodyText"/>
+      </w:pPr>
+      <w:r>
+        <w:t xml:space="preserve">올가: 통관. 진짜 문제는 거기서 시작돼요, 한국 측은 러시아에 샘플을 보낸 적이 한 번도 없거든요.</w:t>
+      </w:r>
+    </w:p>
+    <w:p>
+      <w:pPr>
+        <w:pStyle w:val="BodyText"/>
+      </w:pPr>
+      <w:r>
+        <w:t xml:space="preserve">알렉세이: 정 팀장님이 벌써 보냈고, 일주일 뒤 셰레메티예보에 도착해요.</w:t>
+      </w:r>
+    </w:p>
+    <w:p>
+      <w:pPr>
+        <w:pStyle w:val="BodyText"/>
+      </w:pPr>
+      <w:r>
+        <w:t xml:space="preserve">올가: 일주일 뒤면 거기 도착하겠죠. 언제 우리가 받느냐는 전혀 다른 문제고요.</w:t>
+      </w:r>
+    </w:p>
+    <w:p>
+      <w:pPr>
+        <w:pStyle w:val="BodyText"/>
+      </w:pPr>
+      <w:r>
+        <w:t xml:space="preserve">알렉세이: 그럼 제가 직접 공항에 가서 해결할게요.</w:t>
+      </w:r>
+    </w:p>
+    <w:p>
+      <w:pPr>
+        <w:pStyle w:val="BodyText"/>
+      </w:pPr>
+      <w:r>
+        <w:t xml:space="preserve">올가: 당신은 안 돼요, 서두를 테니까. 벨로바가 서류철 들고 가요.</w:t>
+      </w:r>
+    </w:p>
+    <w:p>
+      <w:pPr>
+        <w:pStyle w:val="BodyText"/>
+      </w:pPr>
+      <w:r>
+        <w:t xml:space="preserve">이리나: 서류철 벌써 챙겼어요: 송장, 포장 명세서, 제조사 서신, NDA, 비상업적 목적 서신. 서류는 모두 열두 개. 원본을 세관이 잃어버릴 경우를 대비해 전부 사본까지요. 서류마다 두 번씩 확인했어요.</w:t>
+      </w:r>
+    </w:p>
+    <w:p>
+      <w:pPr>
+        <w:pStyle w:val="BodyText"/>
+      </w:pPr>
+      <w:r>
+        <w:t xml:space="preserve">올가: 열두 개. 세관은 반드시 열세 번째를 달라고 할 거예요, 자연의 법칙이에요, 벨로바. 그 법칙에 서운해하지 말고, 차라리 하나 더 미리 준비해 둬요.</w:t>
       </w:r>
     </w:p>
     <w:bookmarkEnd w:id="37"/>
